--- a/docs/manuscript/paper_revisions1.docx
+++ b/docs/manuscript/paper_revisions1.docx
@@ -2,13 +2,13 @@
 <file path=word/document.xml><?xml version="1.0" encoding="utf-8"?>
 <w:document xmlns:w="http://schemas.openxmlformats.org/wordprocessingml/2006/main" xmlns:m="http://schemas.openxmlformats.org/officeDocument/2006/math" xmlns:r="http://schemas.openxmlformats.org/officeDocument/2006/relationships" xmlns:o="urn:schemas-microsoft-com:office:office" xmlns:v="urn:schemas-microsoft-com:vml" xmlns:w10="urn:schemas-microsoft-com:office:word" xmlns:a="http://schemas.openxmlformats.org/drawingml/2006/main" xmlns:pic="http://schemas.openxmlformats.org/drawingml/2006/picture" xmlns:wp="http://schemas.openxmlformats.org/drawingml/2006/wordprocessingDrawing">
   <w:body>
-    <w:bookmarkStart w:id="18" w:name="X9441ea8cb657fb00ef7f0e84ba7a456b9701bcd"/>
+    <w:bookmarkStart w:id="18" w:name="X8dd509778c0faf3c578b8977f2959f59f729d19"/>
     <w:p>
       <w:pPr>
         <w:pStyle w:val="Heading1"/>
       </w:pPr>
       <w:r>
-        <w:t xml:space="preserve">A generalizable tool for predicting developmental phenology for wild poikilotherms</w:t>
+        <w:t xml:space="preserve">A generalizable tool for predicting developmental phenology for wild ecotherms</w:t>
       </w:r>
     </w:p>
     <w:p>
@@ -132,7 +132,7 @@
         <w:pStyle w:val="FirstParagraph"/>
       </w:pPr>
       <w:r>
-        <w:t xml:space="preserve">Development in poikilothermic organisms is strongly temperature-dependent, particularly during early life stages prior to exogenous feeding. This thermally constrained physiology produces a near-mechanistic relationship between ambient temperature and developmental rate, allowing for predictive models of phenology. However, traditional models—often developed under constant laboratory temperatures—struggle to account for the variable thermal regimes experienced by wild populations. Effective value models were created to address this issue and are a framework that integrates daily temperature data to predict developmental timing under fluctuating conditions. Building on this foundation, the R package</w:t>
+        <w:t xml:space="preserve">Development in poikilothermic organisms is strongly temperature-dependent, particularly during early life stages prior to exogenous feeding. This thermally constrained physiology produces a near-mechanistic relationship between ambient temperature and developmental rate, allowing for predictive models of phenology. However, traditional models—often developed under constant laboratory temperatures—struggle to account for the variable thermal regimes experienced by wild populations. Effective value models were created to address this issue and are a framework that integrates diel temperature data to predict developmental timing under fluctuating conditions. Building on this foundation, the R package</w:t>
       </w:r>
       <w:r>
         <w:t xml:space="preserve"> </w:t>
@@ -264,7 +264,7 @@
         <w:t xml:space="preserve"> </w:t>
       </w:r>
       <w:r>
-        <w:t xml:space="preserve">introduced the effective value model—an approach that captures the non-linear, temperature-dependent nature of development by integrating experimental data into a daily developmental rate function. Building on that work, the R package</w:t>
+        <w:t xml:space="preserve">introduced the effective value model—an approach that captures the non-linear, temperature-dependent nature of development by integrating experimental data into a diel developmental rate function. Building on that work, the R package</w:t>
       </w:r>
       <w:r>
         <w:t xml:space="preserve"> </w:t>
@@ -302,7 +302,7 @@
         <w:t xml:space="preserve"> </w:t>
       </w:r>
       <w:r>
-        <w:t xml:space="preserve">uses temperature-performance curves generated from lab-based thermal rearing trials to estimate the proportion of development achieved each day under observed temperature conditions. These daily contributions are summed until a cumulative threshold is reached, marking the completion of a developmental stage. The package includes both an R-based workflow and a user-friendly Shiny web interface</w:t>
+        <w:t xml:space="preserve">uses temperature-performance curves generated from lab-based thermal rearing trials to estimate the proportion of development achieved each day under observed temperature conditions. These diel contributions are summed until a cumulative threshold is reached, marking the completion of a developmental stage. The package includes both an R-based workflow and a user-friendly Shiny web interface</w:t>
       </w:r>
       <w:r>
         <w:t xml:space="preserve"> </w:t>
@@ -400,7 +400,7 @@
       </w:r>
     </w:p>
     <w:bookmarkEnd w:id="21"/>
-    <w:bookmarkStart w:id="26" w:name="methods"/>
+    <w:bookmarkStart w:id="27" w:name="methods"/>
     <w:p>
       <w:pPr>
         <w:pStyle w:val="Heading1"/>
@@ -423,7 +423,7 @@
         <w:pStyle w:val="FirstParagraph"/>
       </w:pPr>
       <w:r>
-        <w:t xml:space="preserve">Effective value models estimate developmental progress based on empirically derived relationships between temperature and development rate. These relationships are typically parameterized by raising organisms at multiple constant temperatures in laboratory settings, then fitting a non-linear function that captures the temperature-dependence of development (see Table 1 for examples). This function can then be reciprocated to produce daily “effective values”—units of development—that accumulate over time</w:t>
+        <w:t xml:space="preserve">Effective value models estimate developmental progress based on empirically derived relationships between temperature and development rate. These relationships are typically parameterized by raising organisms at multiple constant temperatures in laboratory settings, then fitting a non-linear function that captures the temperature-dependence of development (see Table 1 for examples). This function can then be reciprocated to produce diel “effective values”—units of development—that accumulate over time</w:t>
       </w:r>
       <w:r>
         <w:t xml:space="preserve"> </w:t>
@@ -703,7 +703,7 @@
         <w:t xml:space="preserve"> </w:t>
       </w:r>
       <w:r>
-        <w:t xml:space="preserve">are empirically derived parameters, and temperature is the average for that day. Development is complete once the cumulative sum of daily effective values reaches one:</w:t>
+        <w:t xml:space="preserve">are empirically derived parameters, and temperature is the average for that day. Development is complete once the cumulative sum of diel effective values reaches one:</w:t>
       </w:r>
     </w:p>
     <w:p>
@@ -812,7 +812,7 @@
         <w:pStyle w:val="FirstParagraph"/>
       </w:pPr>
       <w:r>
-        <w:t xml:space="preserve">Effective value models are premised on experimental data, often using fixed temperature treatments. However, because they accurately account for the daily contribution to development, they may be applied to fluctuating regimes.</w:t>
+        <w:t xml:space="preserve">Effective value models are premised on experimental data, often using fixed temperature treatments. However, because they accurately account for the diel contribution to development, they may be applied to fluctuating regimes.</w:t>
       </w:r>
       <w:r>
         <w:t xml:space="preserve"> </w:t>
@@ -846,7 +846,23 @@
         <w:t xml:space="preserve">Oncorhynchus nerka</w:t>
       </w:r>
       <w:r>
-        <w:t xml:space="preserve">) using common garden data and demonstrated how effective value models can be parameterized using average temperatures over the course of development to predict hatch timing for embryos receiving daily fluctuating temperatures, with near-perfect concordance between model estimates and empirical data.</w:t>
+        <w:t xml:space="preserve">) using common garden data and demonstrated how effective value models can be parameterized using average temperatures over the course of development to predict hatch timing for embryos receiving diel fluctuating temperatures, with near-perfect concordance between model estimates and empirical data. Finally, while</w:t>
+      </w:r>
+      <w:r>
+        <w:t xml:space="preserve"> </w:t>
+      </w:r>
+      <w:r>
+        <w:rPr>
+          <w:b/>
+          <w:bCs/>
+        </w:rPr>
+        <w:t xml:space="preserve">hatchR</w:t>
+      </w:r>
+      <w:r>
+        <w:t xml:space="preserve"> </w:t>
+      </w:r>
+      <w:r>
+        <w:t xml:space="preserve">generally operates assuming the user is predicting at the diel time-step, custom models can parameterized for other time-steps, such as hourly, which is especially useful quick developing species.</w:t>
       </w:r>
     </w:p>
     <w:p>
@@ -970,7 +986,82 @@
       </w:r>
     </w:p>
     <w:bookmarkEnd w:id="23"/>
-    <w:bookmarkStart w:id="24" w:name="data-input-and-quality-checks"/>
+    <w:bookmarkStart w:id="24" w:name="validating-models-with-empirical-results"/>
+    <w:p>
+      <w:pPr>
+        <w:pStyle w:val="Heading2"/>
+      </w:pPr>
+      <w:r>
+        <w:t xml:space="preserve">Validating models with empirical results</w:t>
+      </w:r>
+    </w:p>
+    <w:p>
+      <w:pPr>
+        <w:pStyle w:val="FirstParagraph"/>
+      </w:pPr>
+      <w:r>
+        <w:t xml:space="preserve">To demonstrate how models could be parameterized using average temperatures to accurately predict development with</w:t>
+      </w:r>
+      <w:r>
+        <w:t xml:space="preserve"> </w:t>
+      </w:r>
+      <w:r>
+        <w:rPr>
+          <w:i/>
+          <w:iCs/>
+        </w:rPr>
+        <w:t xml:space="preserve">in situ</w:t>
+      </w:r>
+      <w:r>
+        <w:t xml:space="preserve"> </w:t>
+      </w:r>
+      <w:r>
+        <w:t xml:space="preserve">thermal regimes, we used data from</w:t>
+      </w:r>
+      <w:r>
+        <w:t xml:space="preserve"> </w:t>
+      </w:r>
+      <w:r>
+        <w:t xml:space="preserve">Sparks et al. (2017)</w:t>
+      </w:r>
+      <w:r>
+        <w:t xml:space="preserve">. Briefly, in this study they reared populations of sockeye salmon from highly divergent thermal environments in a common garden experimental design. Fertilized embryos were transported from their natal environments the day of fertilization and reared in experimental thermal regimes that were chosen to reflect empirical regimes measured in their home locations (Woody Island and Pedro Ponds). The regimes represent a highly thermally variable and warmer, wind-mixed island shore habitat (Woody Island) and cool and stable spring-fed ponds (Pedro Ponds). The exact details of the treatments are available in</w:t>
+      </w:r>
+      <w:r>
+        <w:t xml:space="preserve"> </w:t>
+      </w:r>
+      <w:r>
+        <w:t xml:space="preserve">Sparks et al. (2017)</w:t>
+      </w:r>
+      <w:r>
+        <w:t xml:space="preserve">, but the treatments were designed to either match the empirical records of the thermal environment (WI_AVG, WI_COLD, PP_AVG) measured at those locations or were modeled to reflect warming temperatures over the next century (WI_MIROC, PP_MIROC).</w:t>
+      </w:r>
+    </w:p>
+    <w:p>
+      <w:pPr>
+        <w:pStyle w:val="BodyText"/>
+      </w:pPr>
+      <w:r>
+        <w:t xml:space="preserve">We used the thermal regimes from the common garden experiment (Figure 2A) and summarized average days to hatch and the corresponding average temperature in the experiment for the populations in the study. Using those empirical measures, we then parameterized a custom model using the</w:t>
+      </w:r>
+      <w:r>
+        <w:t xml:space="preserve"> </w:t>
+      </w:r>
+      <w:r>
+        <w:rPr>
+          <w:rStyle w:val="VerbatimChar"/>
+        </w:rPr>
+        <w:t xml:space="preserve">fit_model()</w:t>
+      </w:r>
+      <w:r>
+        <w:t xml:space="preserve"> </w:t>
+      </w:r>
+      <w:r>
+        <w:t xml:space="preserve">function (Figure 2B) and predicted days to hatch using the diel temperatures recorded in the experiment, which we then compared with empirical results (Figure 2C). There was high correlation between the empirical and predicted days to hatch (r = 0.996) and average absolute difference between modeled and empirical results was small (2.6 days), suggesting model performance was highly concordant with empirical observations. The scenario where the model performed worst was WI_Cold, the most variable of the scenarios (mean = 5.418, SD = 3.136), and predicted a mean hatch date 8 days later (6.8%) than observed.</w:t>
+      </w:r>
+    </w:p>
+    <w:bookmarkEnd w:id="24"/>
+    <w:bookmarkStart w:id="25" w:name="data-input-and-quality-checks"/>
     <w:p>
       <w:pPr>
         <w:pStyle w:val="Heading2"/>
@@ -994,7 +1085,7 @@
         <w:t xml:space="preserve"> </w:t>
       </w:r>
       <w:r>
-        <w:t xml:space="preserve">requires two core inputs: a vector of daily average temperatures and a corresponding vector of calendar dates. These data are typically collected from field-deployed temperature loggers. For loggers that record sub-daily temperatures,</w:t>
+        <w:t xml:space="preserve">requires two core inputs: a vector of diel average temperatures and a corresponding vector of calendar dates. These data are typically collected from field-deployed temperature loggers. For loggers that record sub-diel temperatures,</w:t>
       </w:r>
       <w:r>
         <w:t xml:space="preserve"> </w:t>
@@ -1025,7 +1116,7 @@
         <w:t xml:space="preserve"> </w:t>
       </w:r>
       <w:r>
-        <w:t xml:space="preserve">to compute daily means. Data completeness and consistency can be checked using</w:t>
+        <w:t xml:space="preserve">to compute diel means. Data completeness and consistency can be checked using</w:t>
       </w:r>
       <w:r>
         <w:t xml:space="preserve"> </w:t>
@@ -1058,8 +1149,8 @@
         <w:t xml:space="preserve">to ensure there are no gaps or anomalies in the temperature record.</w:t>
       </w:r>
     </w:p>
-    <w:bookmarkEnd w:id="24"/>
-    <w:bookmarkStart w:id="25" w:name="predicting-phenology"/>
+    <w:bookmarkEnd w:id="25"/>
+    <w:bookmarkStart w:id="26" w:name="predicting-phenology"/>
     <w:p>
       <w:pPr>
         <w:pStyle w:val="Heading2"/>
@@ -1113,7 +1204,7 @@
         <w:t xml:space="preserve"> </w:t>
       </w:r>
       <w:r>
-        <w:t xml:space="preserve">argument) and daily temperature data. Alternatively, the</w:t>
+        <w:t xml:space="preserve">argument) and diel temperature data. Alternatively, the</w:t>
       </w:r>
       <w:r>
         <w:t xml:space="preserve"> </w:t>
@@ -1156,7 +1247,7 @@
         </w:numPr>
       </w:pPr>
       <w:r>
-        <w:t xml:space="preserve">Some record of temperatures that can be summarized to an average daily time-step.</w:t>
+        <w:t xml:space="preserve">Some record of temperatures that can be summarized to an average diel time-step.</w:t>
       </w:r>
     </w:p>
     <w:p>
@@ -1201,9 +1292,9 @@
         <w:t xml:space="preserve">Experimental data to create custom effective value model parameterizations (or, in the case of some fishes, use included models).</w:t>
       </w:r>
     </w:p>
-    <w:bookmarkEnd w:id="25"/>
     <w:bookmarkEnd w:id="26"/>
-    <w:bookmarkStart w:id="30" w:name="case-studies"/>
+    <w:bookmarkEnd w:id="27"/>
+    <w:bookmarkStart w:id="31" w:name="case-studies"/>
     <w:p>
       <w:pPr>
         <w:pStyle w:val="Heading1"/>
@@ -1260,7 +1351,7 @@
         <w:t xml:space="preserve"> </w:t>
       </w:r>
       <w:r>
-        <w:t xml:space="preserve">(as demonstrated in Figure 1), allowing users to build tailored effective value models for diverse taxa. The examples span seven taxonomic classes—amphibians, reptiles, insects, crustaceans, copepods, cephalopods, and asteroids (starfishes) —and demonstrate the breadth of systems to which this approach can be applied (for examples with fishes, see</w:t>
+        <w:t xml:space="preserve">(as demonstrated in Figures 1,2), allowing users to build tailored effective value models for diverse taxa. The examples span seven taxonomic classes—amphibians, reptiles, insects, crustaceans, copepods, cephalopods, and asteroids (starfishes) —and demonstrate the breadth of systems to which this approach can be applied (for examples with fishes, see</w:t>
       </w:r>
       <w:r>
         <w:t xml:space="preserve"> </w:t>
@@ -1269,10 +1360,10 @@
         <w:t xml:space="preserve">Sparks et al. (2026)</w:t>
       </w:r>
       <w:r>
-        <w:t xml:space="preserve">). While the case studies we present here are intended as proof-of-concept, we anticipate that applications will continue to expand alongside the growing availability of temperature–development datasets.</w:t>
-      </w:r>
-    </w:p>
-    <w:bookmarkStart w:id="27" w:name="X334f715e53d1bdc588a68ff6fffa52905048556"/>
+        <w:t xml:space="preserve">). While the case studies we present here are intended as proof-of-concept, we anticipate that applications will continue to expand alongside the growing availability of temperature–development datasets</w:t>
+      </w:r>
+    </w:p>
+    <w:bookmarkStart w:id="28" w:name="X334f715e53d1bdc588a68ff6fffa52905048556"/>
     <w:p>
       <w:pPr>
         <w:pStyle w:val="Heading2"/>
@@ -1341,7 +1432,7 @@
         <w:t xml:space="preserve"> </w:t>
       </w:r>
       <w:r>
-        <w:t xml:space="preserve">(N. Karraker, personal communication) and our earlier parameterized effective value model (Figure 1A,B), we modeled daily development across 30 years (1991-2020) using modeled stream temperature data from</w:t>
+        <w:t xml:space="preserve">(N. Karraker, personal communication) and our earlier parameterized effective value model (Figure 1A,B), we modeled diel development across 30 years (1991-2020) using modeled stream temperature data from</w:t>
       </w:r>
       <w:r>
         <w:t xml:space="preserve"> </w:t>
@@ -1399,7 +1490,7 @@
         <w:pStyle w:val="BodyText"/>
       </w:pPr>
       <w:r>
-        <w:t xml:space="preserve">This model explained ~87% of the variation in developmental timing (adjusted R² = 0.866), with year having a significant weak and negative effect (-0.06 days/year, p = 0.001), indicating an overall trend toward faster development consistent with regional warming (Figure 2A). Stream reach effects captured the persistent differences in thermal regimes among streams, with estimated marginal means ranging from ~15 to ~44 days to hatch across sites (Figure 2B).</w:t>
+        <w:t xml:space="preserve">This model explained ~87% of the variation in developmental timing (adjusted R² = 0.866), with year having a significant weak and negative effect (-0.06 days/year, p = 0.001), indicating an overall trend toward faster development consistent with regional warming (Figure 3A). Stream reach effects captured the persistent differences in thermal regimes among streams, with estimated marginal means ranging from ~15 to ~44 days to hatch across sites (Figure 3B).</w:t>
       </w:r>
     </w:p>
     <w:p>
@@ -1426,8 +1517,8 @@
         <w:t xml:space="preserve">to detect spatiotemporal phenological variation and forecast potential shifts under shifting climate patterns.</w:t>
       </w:r>
     </w:p>
-    <w:bookmarkEnd w:id="27"/>
-    <w:bookmarkStart w:id="28" w:name="Xa60655d3efe81d9558e26e2ae09fcc99fc53539"/>
+    <w:bookmarkEnd w:id="28"/>
+    <w:bookmarkStart w:id="29" w:name="Xa60655d3efe81d9558e26e2ae09fcc99fc53539"/>
     <w:p>
       <w:pPr>
         <w:pStyle w:val="Heading2"/>
@@ -1574,7 +1665,7 @@
         <w:pStyle w:val="BodyText"/>
       </w:pPr>
       <w:r>
-        <w:t xml:space="preserve">We applied the custom parameterized models to two hypothetical spring temperature regimes with mean daily temperatures of 16 °C (cool) and 24 °C (warm). Under the cool regime, wood frogs hatched earliest while green frogs lagged behind by up to eight days—nearly double the developmental duration (Figure 3A). However, under the warm regime, predicted hatch dates clustered tightly, with all species hatching within one day of each other (Figure 3B). The effective value slopes (Figure 3C) reveal these underlying differences in developmental response curves, serving as species-specific linearized reaction norms. Notably, the rank order of developmental timing in green frogs reverses across the two thermal regimes, a hallmark of strong G×E interaction.</w:t>
+        <w:t xml:space="preserve">We applied the custom parameterized models to two hypothetical spring temperature regimes with mean diel temperatures of 16 °C (cool) and 24 °C (warm). Under the cool regime, wood frogs hatched earliest while green frogs lagged behind by up to eight days—nearly double the developmental duration (Figure 4A). However, under the warm regime, predicted hatch dates clustered tightly, with all species hatching within one day of each other (Figure 4B). The effective value slopes (Figure 4C) reveal these underlying differences in developmental response curves, serving as species-specific linearized reaction norms. Notably, the rank order of developmental timing in green frogs reverses across the two thermal regimes, a hallmark of strong G×E interaction.</w:t>
       </w:r>
     </w:p>
     <w:p>
@@ -1601,8 +1692,8 @@
         <w:t xml:space="preserve">can be used to explore evolutionary and ecological differences in thermal sensitivity across species. When combined with phylogenetic or trait-based analyses, such reaction norms can reveal how developmental strategies align with species’ ecological niches, helping to explain the persistence of closely related species across thermal gradients.</w:t>
       </w:r>
     </w:p>
-    <w:bookmarkEnd w:id="28"/>
-    <w:bookmarkStart w:id="29" w:name="Xd9357b1ffd9d0b8cc15d3be4ec5defe3efeec4e"/>
+    <w:bookmarkEnd w:id="29"/>
+    <w:bookmarkStart w:id="30" w:name="Xd9357b1ffd9d0b8cc15d3be4ec5defe3efeec4e"/>
     <w:p>
       <w:pPr>
         <w:pStyle w:val="Heading2"/>
@@ -1659,7 +1750,7 @@
         <w:t xml:space="preserve">(Tang et al. 2017)</w:t>
       </w:r>
       <w:r>
-        <w:t xml:space="preserve">. Although all beetles were reared under identical conditions, developmental rates differed among populations, particularly at cooler temperatures. To visualize these patterns, we fit custom effective value models for five of the six populations (excluding Longnan, which duplicated the values from Xiushui). The resulting linearized effective value curves (Figure 4) show that beetles from Xiushui County (southernmost) had consistently faster development rates across temperatures than their more northerly counterparts, a pattern consistent with cogradient variation, where genetic and environmental effects on a phenotype act in the same direction</w:t>
+        <w:t xml:space="preserve">. Although all beetles were reared under identical conditions, developmental rates differed among populations, particularly at cooler temperatures. To visualize these patterns, we fit custom effective value models for five of the six populations (excluding Longnan, which duplicated the values from Xiushui). The resulting linearized effective value curves (Figure 5) show that beetles from Xiushui County (southernmost) had consistently faster development rates across temperatures than their more northerly counterparts, a pattern consistent with cogradient variation, where genetic and environmental effects on a phenotype act in the same direction</w:t>
       </w:r>
       <w:r>
         <w:t xml:space="preserve"> </w:t>
@@ -1695,9 +1786,9 @@
         <w:t xml:space="preserve">can be used to explore the intersection of developmental plasticity and local adaptation in a novel framework. Such applications are useful for disentangling the genetic basis of thermal sensitivity, anticipating geographic responses to changing temperatures, and informing population-specific management strategies.</w:t>
       </w:r>
     </w:p>
-    <w:bookmarkEnd w:id="29"/>
     <w:bookmarkEnd w:id="30"/>
-    <w:bookmarkStart w:id="31" w:name="discussion"/>
+    <w:bookmarkEnd w:id="31"/>
+    <w:bookmarkStart w:id="32" w:name="discussion"/>
     <w:p>
       <w:pPr>
         <w:pStyle w:val="Heading1"/>
@@ -1827,16 +1918,25 @@
         <w:pStyle w:val="BodyText"/>
       </w:pPr>
       <w:r>
-        <w:t xml:space="preserve">As with any model of developmental timing, it is important to recognize that temperature is not the sole determinant of phenological events. For embryos, environmentally cued hatching is seen across taxa, wherein variation in hatch timing and developmental stage at hatching can result from myriad abiotic and biotic triggers apart from temperature</w:t>
-      </w:r>
-      <w:r>
-        <w:t xml:space="preserve"> </w:t>
-      </w:r>
-      <w:r>
-        <w:t xml:space="preserve">(Sih et al. 2004, Warkentin 2011)</w:t>
-      </w:r>
-      <w:r>
-        <w:t xml:space="preserve">. While</w:t>
+        <w:t xml:space="preserve">This modeling framework is largely designed to work within organisms’ range of thermal optima. Specifically, the approach presented here ignores Jensen’s inequality</w:t>
+      </w:r>
+      <w:r>
+        <w:t xml:space="preserve"> </w:t>
+      </w:r>
+      <w:r>
+        <w:t xml:space="preserve">(Ruel et al. 1999)</w:t>
+      </w:r>
+      <w:r>
+        <w:t xml:space="preserve">, as models are parameterized with temperatures generally within thresholds suitable for their respective organisms. Organisms experiencing temperatures outside of those thresholds may respond in a manner that doesn’t match the modeled relationship or adds additional error to the model</w:t>
+      </w:r>
+      <w:r>
+        <w:t xml:space="preserve"> </w:t>
+      </w:r>
+      <w:r>
+        <w:t xml:space="preserve">(Colinet et al. 2015)</w:t>
+      </w:r>
+      <w:r>
+        <w:t xml:space="preserve">. However, the effective value framework is flexible with other modeling approaches, so reciprocation could be used with other non-linear model forms fit outside of</w:t>
       </w:r>
       <w:r>
         <w:t xml:space="preserve"> </w:t>
@@ -1852,6 +1952,109 @@
         <w:t xml:space="preserve"> </w:t>
       </w:r>
       <w:r>
+        <w:t xml:space="preserve">but then applied using the</w:t>
+      </w:r>
+      <w:r>
+        <w:t xml:space="preserve"> </w:t>
+      </w:r>
+      <w:r>
+        <w:rPr>
+          <w:rStyle w:val="VerbatimChar"/>
+        </w:rPr>
+        <w:t xml:space="preserve">predict_phenology()</w:t>
+      </w:r>
+      <w:r>
+        <w:t xml:space="preserve"> </w:t>
+      </w:r>
+      <w:r>
+        <w:t xml:space="preserve">function (see the</w:t>
+      </w:r>
+      <w:r>
+        <w:t xml:space="preserve"> </w:t>
+      </w:r>
+      <w:r>
+        <w:rPr>
+          <w:b/>
+          <w:bCs/>
+        </w:rPr>
+        <w:t xml:space="preserve">hatchR</w:t>
+      </w:r>
+      <w:r>
+        <w:t xml:space="preserve"> </w:t>
+      </w:r>
+      <w:r>
+        <w:t xml:space="preserve">manual for details,</w:t>
+      </w:r>
+      <w:r>
+        <w:t xml:space="preserve"> </w:t>
+      </w:r>
+      <w:r>
+        <w:t xml:space="preserve">Sparks et al. (2025)</w:t>
+      </w:r>
+      <w:r>
+        <w:t xml:space="preserve">,</w:t>
+      </w:r>
+      <w:r>
+        <w:t xml:space="preserve"> </w:t>
+      </w:r>
+      <w:r>
+        <w:t xml:space="preserve">Sparks et al. (2026)</w:t>
+      </w:r>
+      <w:r>
+        <w:t xml:space="preserve">).</w:t>
+      </w:r>
+    </w:p>
+    <w:p>
+      <w:pPr>
+        <w:pStyle w:val="BodyText"/>
+      </w:pPr>
+      <w:r>
+        <w:t xml:space="preserve">Other factors that may contribute to poor model performance include thermal damage from temperatures outside of thermal optima</w:t>
+      </w:r>
+      <w:r>
+        <w:t xml:space="preserve"> </w:t>
+      </w:r>
+      <w:r>
+        <w:t xml:space="preserve">(Arnold et al. 2025)</w:t>
+      </w:r>
+      <w:r>
+        <w:t xml:space="preserve"> </w:t>
+      </w:r>
+      <w:r>
+        <w:t xml:space="preserve">or the manner in which thermal variability is delivered to an organism</w:t>
+      </w:r>
+      <w:r>
+        <w:t xml:space="preserve"> </w:t>
+      </w:r>
+      <w:r>
+        <w:t xml:space="preserve">(Steel et al. 2012, Kefford et al. 2022)</w:t>
+      </w:r>
+      <w:r>
+        <w:t xml:space="preserve">. As with any model of developmental timing, it is important to recognize that temperature is not the sole determinant of phenological events. For embryos, environmentally cued hatching is seen across taxa, wherein variation in hatch timing and developmental stage at hatching can result from myriad abiotic and biotic triggers apart from temperature</w:t>
+      </w:r>
+      <w:r>
+        <w:t xml:space="preserve"> </w:t>
+      </w:r>
+      <w:r>
+        <w:t xml:space="preserve">(Sih et al. 2004, Warkentin 2011)</w:t>
+      </w:r>
+      <w:r>
+        <w:t xml:space="preserve">. While</w:t>
+      </w:r>
+      <w:r>
+        <w:t xml:space="preserve"> </w:t>
+      </w:r>
+      <w:r>
+        <w:rPr>
+          <w:b/>
+          <w:bCs/>
+        </w:rPr>
+        <w:t xml:space="preserve">hatchR</w:t>
+      </w:r>
+      <w:r>
+        <w:t xml:space="preserve"> </w:t>
+      </w:r>
+      <w:r>
         <w:t xml:space="preserve">focuses specifically on temperature-dependent development, it can be integrated with complementary datasets or experimental manipulations to investigate these more complex, context-dependent interactions.</w:t>
       </w:r>
     </w:p>
@@ -1860,39 +2063,108 @@
         <w:pStyle w:val="BodyText"/>
       </w:pPr>
       <w:r>
-        <w:t xml:space="preserve">Sparks et al. (2017)</w:t>
-      </w:r>
-      <w:r>
-        <w:t xml:space="preserve"> </w:t>
-      </w:r>
-      <w:r>
-        <w:t xml:space="preserve">demonstrated the predictive ability of effective value models with fluctuating temperature regimes matching empirical developmental regimes (averaged at the daily time-step) in lab settings, finding near-perfect concordance with mean hatching response. However, these models have yet to be validated</w:t>
-      </w:r>
-      <w:r>
-        <w:t xml:space="preserve"> </w:t>
+        <w:t xml:space="preserve">We attempted to verify model predictions for a wild population, but we could not find an example where we could match experimental data at an appropriate scale (</w:t>
       </w:r>
       <w:r>
         <w:rPr>
           <w:i/>
           <w:iCs/>
         </w:rPr>
-        <w:t xml:space="preserve">in situ</w:t>
-      </w:r>
-      <w:r>
-        <w:t xml:space="preserve">. When we attempted to verify model predictions for a wild population, we could not find an example where we could match experimental data at an appropriate scale (</w:t>
+        <w:t xml:space="preserve">e.g.,</w:t>
+      </w:r>
+      <w:r>
+        <w:t xml:space="preserve"> </w:t>
+      </w:r>
+      <w:r>
+        <w:t xml:space="preserve">for a locally adapted population) with recorded developmental data for that wild population. We believe the paucity of these data is driven by the difficulty in parameterizing and applying models for wild populations—a problem we believe</w:t>
+      </w:r>
+      <w:r>
+        <w:t xml:space="preserve"> </w:t>
+      </w:r>
+      <w:r>
+        <w:rPr>
+          <w:b/>
+          <w:bCs/>
+        </w:rPr>
+        <w:t xml:space="preserve">hatchR</w:t>
+      </w:r>
+      <w:r>
+        <w:t xml:space="preserve"> </w:t>
+      </w:r>
+      <w:r>
+        <w:t xml:space="preserve">is well positioned to address. The highly mechanistic relationship of these models—our hatch timing model for tailed frogs describes 99.6% of variance in hatch timing in our data. As an alternative, we used an example in which sockeye salmon were reared in a common garden experiment under thermal regimes matching their natal thermal environment. Models were developed with average temperatures over the course of development in these experiments and these used to predict hatch timing using the</w:t>
+      </w:r>
+      <w:r>
+        <w:t xml:space="preserve"> </w:t>
+      </w:r>
+      <w:r>
+        <w:t xml:space="preserve">“real-world”</w:t>
+      </w:r>
+      <w:r>
+        <w:t xml:space="preserve"> </w:t>
+      </w:r>
+      <w:r>
+        <w:t xml:space="preserve">thermal regimes (Figure 2). This example showed high concordance and low error, indicating these models should perform well once users can match appropriately scaled parameterizations with</w:t>
+      </w:r>
+      <w:r>
+        <w:t xml:space="preserve"> </w:t>
       </w:r>
       <w:r>
         <w:rPr>
           <w:i/>
           <w:iCs/>
         </w:rPr>
-        <w:t xml:space="preserve">e.g.,</w:t>
-      </w:r>
-      <w:r>
-        <w:t xml:space="preserve"> </w:t>
-      </w:r>
-      <w:r>
-        <w:t xml:space="preserve">for a locally adapted population) with recorded developmental data for that wild population. We believe the paucity of these data is driven by the difficulty in parameterizing and applying models for wild populations—a problem we believe</w:t>
+        <w:t xml:space="preserve">in situ</w:t>
+      </w:r>
+      <w:r>
+        <w:t xml:space="preserve"> </w:t>
+      </w:r>
+      <w:r>
+        <w:t xml:space="preserve">empirical developmental data. The most highly variable regime was the one in which the model was least accurate, providing additional credence to the concern of how temperature is delivered to an organism. However, the difference was still small (8 days, or 6.8% the developmental period), but worth additional investigation.</w:t>
+      </w:r>
+    </w:p>
+    <w:p>
+      <w:pPr>
+        <w:pStyle w:val="BodyText"/>
+      </w:pPr>
+      <w:r>
+        <w:t xml:space="preserve">We encourage users to carefully consider how models are parameterized. As discussed in greater detail in documentation for</w:t>
+      </w:r>
+      <w:r>
+        <w:t xml:space="preserve"> </w:t>
+      </w:r>
+      <w:r>
+        <w:t xml:space="preserve">Sparks et al. (2026)</w:t>
+      </w:r>
+      <w:r>
+        <w:t xml:space="preserve">, we recommend using experimental data with at least four distinct temperature treatments spanning a wide thermal range. This is critical for capturing the nonlinear shape of developmental rate curves and avoiding overfitting or extrapolation errors. Many studies we encountered—particularly older or gray literature—relied on only two temperature treatments</w:t>
+      </w:r>
+      <w:r>
+        <w:t xml:space="preserve"> </w:t>
+      </w:r>
+      <w:r>
+        <w:t xml:space="preserve">(</w:t>
+      </w:r>
+      <w:r>
+        <w:rPr>
+          <w:i/>
+          <w:iCs/>
+        </w:rPr>
+        <w:t xml:space="preserve">e.g.</w:t>
+      </w:r>
+      <w:r>
+        <w:t xml:space="preserve">, Qualls and Shine 1998, Kozák et al. 2009)</w:t>
+      </w:r>
+      <w:r>
+        <w:t xml:space="preserve">, which we do not recommend for model fitting due to the inability to detect curvature.</w:t>
+      </w:r>
+    </w:p>
+    <w:p>
+      <w:pPr>
+        <w:pStyle w:val="BodyText"/>
+      </w:pPr>
+      <w:r>
+        <w:t xml:space="preserve">Given the wide potential applicability of</w:t>
       </w:r>
       <w:r>
         <w:t xml:space="preserve"> </w:t>
@@ -1905,19 +2177,7 @@
         <w:t xml:space="preserve">hatchR</w:t>
       </w:r>
       <w:r>
-        <w:t xml:space="preserve"> </w:t>
-      </w:r>
-      <w:r>
-        <w:t xml:space="preserve">is well positioned to address. The highly mechanistic relationship of these models—our hatch timing model for tailed frogs describes 99.6% of variance in hatch timing in our data—paired with their efficacy in predicting development for variable regimes</w:t>
-      </w:r>
-      <w:r>
-        <w:t xml:space="preserve"> </w:t>
-      </w:r>
-      <w:r>
-        <w:t xml:space="preserve">(Sparks et al. 2017)</w:t>
-      </w:r>
-      <w:r>
-        <w:t xml:space="preserve">, indicates these models should perform well once users can match appropriately scaled parameterizations with</w:t>
+        <w:t xml:space="preserve">, we especially emphasize its utility for rapidly developing species. For example, as shown in our phylogenetic case study, frog species with short incubation periods can be reared across multiple treatments in a single month, making them ideal for both research and teaching applications. Researchers can use these models to investigate thermal adaptation, phenological mismatch, or range-wide trait variation. In educational settings, developmental models could be built for</w:t>
       </w:r>
       <w:r>
         <w:t xml:space="preserve"> </w:t>
@@ -1927,36 +2187,26 @@
           <w:i/>
           <w:iCs/>
         </w:rPr>
-        <w:t xml:space="preserve">in situ</w:t>
-      </w:r>
-      <w:r>
-        <w:t xml:space="preserve"> </w:t>
-      </w:r>
-      <w:r>
-        <w:t xml:space="preserve">empirical developmental data.</w:t>
-      </w:r>
-    </w:p>
-    <w:p>
-      <w:pPr>
-        <w:pStyle w:val="BodyText"/>
-      </w:pPr>
-      <w:r>
-        <w:t xml:space="preserve">We encourage users to carefully consider how models are parameterized. As discussed in greater detail in documentation for</w:t>
-      </w:r>
-      <w:r>
-        <w:t xml:space="preserve"> </w:t>
-      </w:r>
-      <w:r>
-        <w:t xml:space="preserve">Sparks et al. (2026)</w:t>
-      </w:r>
-      <w:r>
-        <w:t xml:space="preserve">, we recommend using experimental data with at least four distinct temperature treatments spanning a wide thermal range. This is critical for capturing the nonlinear shape of developmental rate curves and avoiding overfitting or extrapolation errors. Many studies we encountered—particularly older or gray literature—relied on only two temperature treatments</w:t>
-      </w:r>
-      <w:r>
-        <w:t xml:space="preserve"> </w:t>
-      </w:r>
-      <w:r>
-        <w:t xml:space="preserve">(</w:t>
+        <w:t xml:space="preserve">Daphnia</w:t>
+      </w:r>
+      <w:r>
+        <w:t xml:space="preserve">, insects, or amphibians to introduce students to reaction norms, thermal performance, and evolutionary trade-offs. Moreover, while</w:t>
+      </w:r>
+      <w:r>
+        <w:t xml:space="preserve"> </w:t>
+      </w:r>
+      <w:r>
+        <w:rPr>
+          <w:b/>
+          <w:bCs/>
+        </w:rPr>
+        <w:t xml:space="preserve">hatchR</w:t>
+      </w:r>
+      <w:r>
+        <w:t xml:space="preserve"> </w:t>
+      </w:r>
+      <w:r>
+        <w:t xml:space="preserve">currently focuses on pre-feeding stages, the effective value approach could potentially be extended to post-hatch phenological events—particularly when energy input is standardized (</w:t>
       </w:r>
       <w:r>
         <w:rPr>
@@ -1966,22 +2216,48 @@
         <w:t xml:space="preserve">e.g.</w:t>
       </w:r>
       <w:r>
-        <w:t xml:space="preserve">, Qualls and Shine 1998, Kozák et al. 2009)</w:t>
-      </w:r>
-      <w:r>
-        <w:t xml:space="preserve">, which we do not recommend for model fitting due to the inability to detect curvature.</w:t>
-      </w:r>
-    </w:p>
-    <w:p>
-      <w:pPr>
-        <w:pStyle w:val="BodyText"/>
-      </w:pPr>
-      <w:r>
-        <w:t xml:space="preserve">Given the wide potential applicability of</w:t>
-      </w:r>
-      <w:r>
-        <w:t xml:space="preserve"> </w:t>
-      </w:r>
+        <w:t xml:space="preserve">, individuals reared under</w:t>
+      </w:r>
+      <w:r>
+        <w:t xml:space="preserve"> </w:t>
+      </w:r>
+      <w:r>
+        <w:rPr>
+          <w:i/>
+          <w:iCs/>
+        </w:rPr>
+        <w:t xml:space="preserve">ad libitum</w:t>
+      </w:r>
+      <w:r>
+        <w:t xml:space="preserve"> </w:t>
+      </w:r>
+      <w:r>
+        <w:t xml:space="preserve">conditions)</w:t>
+      </w:r>
+      <w:r>
+        <w:t xml:space="preserve"> </w:t>
+      </w:r>
+      <w:r>
+        <w:t xml:space="preserve">(Lillehammer 1986)</w:t>
+      </w:r>
+      <w:r>
+        <w:t xml:space="preserve">.</w:t>
+      </w:r>
+    </w:p>
+    <w:bookmarkEnd w:id="32"/>
+    <w:bookmarkStart w:id="33" w:name="conclusion"/>
+    <w:p>
+      <w:pPr>
+        <w:pStyle w:val="Heading1"/>
+      </w:pPr>
+      <w:r>
+        <w:t xml:space="preserve">Conclusion</w:t>
+      </w:r>
+    </w:p>
+    <w:p>
+      <w:pPr>
+        <w:pStyle w:val="FirstParagraph"/>
+      </w:pPr>
       <w:r>
         <w:rPr>
           <w:b/>
@@ -1990,20 +2266,10 @@
         <w:t xml:space="preserve">hatchR</w:t>
       </w:r>
       <w:r>
-        <w:t xml:space="preserve">, we especially emphasize its utility for rapidly developing species. For example, as shown in our phylogenetic case study, frog species with short incubation periods can be reared across multiple treatments in a single month, making them ideal for both research and teaching applications. Researchers can use these models to investigate thermal adaptation, phenological mismatch, or range-wide trait variation. In educational settings, developmental models could be built for</w:t>
-      </w:r>
-      <w:r>
-        <w:t xml:space="preserve"> </w:t>
-      </w:r>
-      <w:r>
-        <w:rPr>
-          <w:i/>
-          <w:iCs/>
-        </w:rPr>
-        <w:t xml:space="preserve">Daphnia</w:t>
-      </w:r>
-      <w:r>
-        <w:t xml:space="preserve">, insects, or amphibians to introduce students to reaction norms, thermal performance, and evolutionary trade-offs. Moreover, while</w:t>
+        <w:t xml:space="preserve"> </w:t>
+      </w:r>
+      <w:r>
+        <w:t xml:space="preserve">is a broadly applicable tool for modeling temperature-dependent development in poikilotherms. It addresses key limitations of traditional degree-day approaches by accounting for non-linear thermal response curves and enabling predictions under fluctuating thermal conditions. As global temperatures rise and the phenology of organisms shifts in response, tools like</w:t>
       </w:r>
       <w:r>
         <w:t xml:space="preserve"> </w:t>
@@ -2019,52 +2285,71 @@
         <w:t xml:space="preserve"> </w:t>
       </w:r>
       <w:r>
-        <w:t xml:space="preserve">currently focuses on pre-feeding stages, the effective value approach could potentially be extended to post-hatch phenological events—particularly when energy input is standardized (</w:t>
-      </w:r>
-      <w:r>
-        <w:rPr>
-          <w:i/>
-          <w:iCs/>
-        </w:rPr>
-        <w:t xml:space="preserve">e.g.</w:t>
-      </w:r>
-      <w:r>
-        <w:t xml:space="preserve">, individuals reared under</w:t>
-      </w:r>
-      <w:r>
-        <w:t xml:space="preserve"> </w:t>
-      </w:r>
-      <w:r>
-        <w:rPr>
-          <w:i/>
-          <w:iCs/>
-        </w:rPr>
-        <w:t xml:space="preserve">ad libitum</w:t>
-      </w:r>
-      <w:r>
-        <w:t xml:space="preserve"> </w:t>
-      </w:r>
-      <w:r>
-        <w:t xml:space="preserve">conditions)</w:t>
-      </w:r>
-      <w:r>
-        <w:t xml:space="preserve"> </w:t>
-      </w:r>
-      <w:r>
-        <w:t xml:space="preserve">(Lillehammer 1986)</w:t>
-      </w:r>
-      <w:r>
-        <w:t xml:space="preserve">.</w:t>
-      </w:r>
-    </w:p>
-    <w:bookmarkEnd w:id="31"/>
-    <w:bookmarkStart w:id="32" w:name="conclusion"/>
+        <w:t xml:space="preserve">will be increasingly valuable for anticipating the ecological and evolutionary consequences of variable climates. While we provide numerous species-level parameterizations and demonstrate a set of representative case studies, the full range of possible applications—across taxa, ecosystems, and educational settings—extends far beyond what we present here.</w:t>
+      </w:r>
+    </w:p>
+    <w:bookmarkEnd w:id="33"/>
+    <w:bookmarkStart w:id="34" w:name="acknowledgements"/>
     <w:p>
       <w:pPr>
         <w:pStyle w:val="Heading1"/>
       </w:pPr>
       <w:r>
-        <w:t xml:space="preserve">Conclusion</w:t>
+        <w:t xml:space="preserve">Acknowledgements</w:t>
+      </w:r>
+    </w:p>
+    <w:p>
+      <w:pPr>
+        <w:pStyle w:val="FirstParagraph"/>
+      </w:pPr>
+      <w:r>
+        <w:t xml:space="preserve">We thank N. Karraker, D. Pilliod, M. Hayes, R.B. Bury, and B. Norman for their help in translating sites for the tailed frog example to locations that could be aligned with COMIDs. D. Horan helped organize GPS locations into COMIDs. The views expressed in this manuscript are those of the authors and do not necessarily represent the views or policies of USFS. Any mention of trade names, products, or services does not imply an endorsement by the U.S. government or USFS. USFS does not endorse any commercial products, services or enterprises.</w:t>
+      </w:r>
+    </w:p>
+    <w:bookmarkEnd w:id="34"/>
+    <w:bookmarkStart w:id="35" w:name="author-contributions"/>
+    <w:p>
+      <w:pPr>
+        <w:pStyle w:val="Heading1"/>
+      </w:pPr>
+      <w:r>
+        <w:t xml:space="preserve">Author Contributions</w:t>
+      </w:r>
+    </w:p>
+    <w:p>
+      <w:pPr>
+        <w:pStyle w:val="FirstParagraph"/>
+      </w:pPr>
+      <w:r>
+        <w:t xml:space="preserve">Morgan Sparks and Bryan Maitland developed the software and conceived the manuscript. All authors collected data sources and wrote and edited the manuscript.</w:t>
+      </w:r>
+    </w:p>
+    <w:bookmarkEnd w:id="35"/>
+    <w:bookmarkStart w:id="36" w:name="conflict-of-interest-statement"/>
+    <w:p>
+      <w:pPr>
+        <w:pStyle w:val="Heading1"/>
+      </w:pPr>
+      <w:r>
+        <w:t xml:space="preserve">Conflict of Interest Statement</w:t>
+      </w:r>
+    </w:p>
+    <w:p>
+      <w:pPr>
+        <w:pStyle w:val="FirstParagraph"/>
+      </w:pPr>
+      <w:r>
+        <w:t xml:space="preserve">The authors declare no known conflicts of interest.</w:t>
+      </w:r>
+    </w:p>
+    <w:bookmarkEnd w:id="36"/>
+    <w:bookmarkStart w:id="39" w:name="data-accessibility"/>
+    <w:p>
+      <w:pPr>
+        <w:pStyle w:val="Heading1"/>
+      </w:pPr>
+      <w:r>
+        <w:t xml:space="preserve">Data Accessibility</w:t>
       </w:r>
     </w:p>
     <w:p>
@@ -2082,225 +2367,151 @@
         <w:t xml:space="preserve"> </w:t>
       </w:r>
       <w:r>
-        <w:t xml:space="preserve">is a broadly applicable tool for modeling temperature-dependent development in poikilotherms. It addresses key limitations of traditional degree-day approaches by accounting for non-linear thermal response curves and enabling predictions under fluctuating thermal conditions. As global temperatures rise and the phenology of organisms shifts in response, tools like</w:t>
-      </w:r>
-      <w:r>
-        <w:t xml:space="preserve"> </w:t>
-      </w:r>
-      <w:r>
-        <w:rPr>
-          <w:b/>
-          <w:bCs/>
-        </w:rPr>
-        <w:t xml:space="preserve">hatchR</w:t>
-      </w:r>
-      <w:r>
-        <w:t xml:space="preserve"> </w:t>
-      </w:r>
-      <w:r>
-        <w:t xml:space="preserve">will be increasingly valuable for anticipating the ecological and evolutionary consequences of variable climates. While we provide numerous species-level parameterizations and demonstrate a set of representative case studies, the full range of possible applications—across taxa, ecosystems, and educational settings—extends far beyond what we present here.</w:t>
-      </w:r>
-    </w:p>
-    <w:bookmarkEnd w:id="32"/>
-    <w:bookmarkStart w:id="33" w:name="acknowledgements"/>
+        <w:t xml:space="preserve">is an open-source software environment distributed via CRAN and additional details are hosted at software website (</w:t>
+      </w:r>
+      <w:hyperlink r:id="rId37">
+        <w:r>
+          <w:rPr>
+            <w:rStyle w:val="Hyperlink"/>
+          </w:rPr>
+          <w:t xml:space="preserve">https://bmait101.github.io/hatchR/</w:t>
+        </w:r>
+      </w:hyperlink>
+      <w:r>
+        <w:t xml:space="preserve">). Reproducible methods for this manuscript are available at the manuscript github (</w:t>
+      </w:r>
+      <w:hyperlink r:id="rId38">
+        <w:r>
+          <w:rPr>
+            <w:rStyle w:val="Hyperlink"/>
+          </w:rPr>
+          <w:t xml:space="preserve">https://github.com/morgan-sparks/hatchR_nonfish</w:t>
+        </w:r>
+      </w:hyperlink>
+      <w:r>
+        <w:t xml:space="preserve">) in the</w:t>
+      </w:r>
+      <w:r>
+        <w:t xml:space="preserve"> </w:t>
+      </w:r>
+      <w:r>
+        <w:rPr>
+          <w:rStyle w:val="VerbatimChar"/>
+        </w:rPr>
+        <w:t xml:space="preserve">paper.Rmd</w:t>
+      </w:r>
+      <w:r>
+        <w:t xml:space="preserve"> </w:t>
+      </w:r>
+      <w:r>
+        <w:t xml:space="preserve">file. The repository will become publicly archived as a release to Zenodo with a DOI at acceptance of the manuscript. Site-specific data for oviposition timing in Case Study 1 were not included at the request of the original authors of those data due to the sensitive nature of the species, however they can be shared for individual requests.</w:t>
+      </w:r>
+    </w:p>
+    <w:bookmarkEnd w:id="39"/>
+    <w:bookmarkStart w:id="126" w:name="references"/>
     <w:p>
       <w:pPr>
         <w:pStyle w:val="Heading1"/>
       </w:pPr>
       <w:r>
-        <w:t xml:space="preserve">Acknowledgements</w:t>
-      </w:r>
-    </w:p>
-    <w:p>
-      <w:pPr>
-        <w:pStyle w:val="FirstParagraph"/>
-      </w:pPr>
-      <w:r>
-        <w:t xml:space="preserve">We thank N. Karraker, D. Pilliod, M. Hayes, R.B. Bury, and B. Norman for their help in translating sites for the tailed frog example to locations that could be aligned with COMIDs. D. Horan helped organize GPS locations into COMIDs. The views expressed in this manuscript are those of the authors and do not necessarily represent the views or policies of USFS. Any mention of trade names, products, or services does not imply an endorsement by the U.S. government or USFS. USFS does not endorse any commercial products, services or enterprises.</w:t>
-      </w:r>
-    </w:p>
-    <w:bookmarkEnd w:id="33"/>
-    <w:bookmarkStart w:id="34" w:name="author-contributions"/>
-    <w:p>
-      <w:pPr>
-        <w:pStyle w:val="Heading1"/>
-      </w:pPr>
-      <w:r>
-        <w:t xml:space="preserve">Author Contributions</w:t>
-      </w:r>
-    </w:p>
-    <w:p>
-      <w:pPr>
-        <w:pStyle w:val="FirstParagraph"/>
-      </w:pPr>
-      <w:r>
-        <w:t xml:space="preserve">Morgan Sparks and Bryan Maitland developed the software and conceived the manuscript. All authors collected data sources and wrote and edited the manuscript.</w:t>
-      </w:r>
-    </w:p>
-    <w:bookmarkEnd w:id="34"/>
-    <w:bookmarkStart w:id="35" w:name="conflict-of-interest-statement"/>
-    <w:p>
-      <w:pPr>
-        <w:pStyle w:val="Heading1"/>
-      </w:pPr>
-      <w:r>
-        <w:t xml:space="preserve">Conflict of Interest Statement</w:t>
-      </w:r>
-    </w:p>
-    <w:p>
-      <w:pPr>
-        <w:pStyle w:val="FirstParagraph"/>
-      </w:pPr>
-      <w:r>
-        <w:t xml:space="preserve">The authors declare no known conflicts of interest.</w:t>
-      </w:r>
-    </w:p>
-    <w:bookmarkEnd w:id="35"/>
-    <w:bookmarkStart w:id="38" w:name="data-accessibility"/>
-    <w:p>
-      <w:pPr>
-        <w:pStyle w:val="Heading1"/>
-      </w:pPr>
-      <w:r>
-        <w:t xml:space="preserve">Data Accessibility</w:t>
-      </w:r>
-    </w:p>
-    <w:p>
-      <w:pPr>
-        <w:pStyle w:val="FirstParagraph"/>
-      </w:pPr>
-      <w:r>
-        <w:rPr>
-          <w:b/>
-          <w:bCs/>
-        </w:rPr>
-        <w:t xml:space="preserve">hatchR</w:t>
-      </w:r>
-      <w:r>
-        <w:t xml:space="preserve"> </w:t>
-      </w:r>
-      <w:r>
-        <w:t xml:space="preserve">is an open-source software environment distributed via CRAN and additional details are hosted at software website (</w:t>
-      </w:r>
-      <w:hyperlink r:id="rId36">
-        <w:r>
-          <w:rPr>
-            <w:rStyle w:val="Hyperlink"/>
-          </w:rPr>
-          <w:t xml:space="preserve">https://bmait101.github.io/hatchR/</w:t>
+        <w:t xml:space="preserve">References</w:t>
+      </w:r>
+    </w:p>
+    <w:bookmarkStart w:id="125" w:name="refs"/>
+    <w:bookmarkStart w:id="40" w:name="ref-angilletta2006"/>
+    <w:p>
+      <w:pPr>
+        <w:pStyle w:val="Bibliography"/>
+      </w:pPr>
+      <w:r>
+        <w:t xml:space="preserve">Angilletta Jr., M. J. 2006. Estimating and comparing thermal performance curves. Journal of Thermal Biology 31:541–545.</w:t>
+      </w:r>
+    </w:p>
+    <w:bookmarkEnd w:id="40"/>
+    <w:bookmarkStart w:id="42" w:name="ref-angilletta2009"/>
+    <w:p>
+      <w:pPr>
+        <w:pStyle w:val="Bibliography"/>
+      </w:pPr>
+      <w:r>
+        <w:t xml:space="preserve">Angilletta Jr., M. J. 2009.</w:t>
+      </w:r>
+      <w:r>
+        <w:t xml:space="preserve"> </w:t>
+      </w:r>
+      <w:hyperlink r:id="rId41">
+        <w:r>
+          <w:rPr>
+            <w:rStyle w:val="Hyperlink"/>
+          </w:rPr>
+          <w:t xml:space="preserve">Thermal adaptation: A theoretical and empirical synthesis</w:t>
         </w:r>
       </w:hyperlink>
       <w:r>
-        <w:t xml:space="preserve">). Reproducible methods for this manuscript are available at the manuscript github (</w:t>
-      </w:r>
-      <w:hyperlink r:id="rId37">
-        <w:r>
-          <w:rPr>
-            <w:rStyle w:val="Hyperlink"/>
-          </w:rPr>
-          <w:t xml:space="preserve">https://github.com/morgan-sparks/hatchR_nonfish</w:t>
+        <w:t xml:space="preserve">. Oxford University Press.</w:t>
+      </w:r>
+    </w:p>
+    <w:bookmarkEnd w:id="42"/>
+    <w:bookmarkStart w:id="44" w:name="ref-angilletta2000"/>
+    <w:p>
+      <w:pPr>
+        <w:pStyle w:val="Bibliography"/>
+      </w:pPr>
+      <w:r>
+        <w:t xml:space="preserve">Angilletta, M. J., R. S. Winters, and A. E. Dunham. 2000.</w:t>
+      </w:r>
+      <w:r>
+        <w:t xml:space="preserve"> </w:t>
+      </w:r>
+      <w:hyperlink r:id="rId43">
+        <w:r>
+          <w:rPr>
+            <w:rStyle w:val="Hyperlink"/>
+          </w:rPr>
+          <w:t xml:space="preserve">Thermal effects on the energetics of lizard embryos: Implications for hatchling phenotypes</w:t>
         </w:r>
       </w:hyperlink>
       <w:r>
-        <w:t xml:space="preserve">) in the</w:t>
-      </w:r>
-      <w:r>
-        <w:t xml:space="preserve"> </w:t>
-      </w:r>
-      <w:r>
-        <w:rPr>
-          <w:rStyle w:val="VerbatimChar"/>
-        </w:rPr>
-        <w:t xml:space="preserve">paper.Rmd</w:t>
-      </w:r>
-      <w:r>
-        <w:t xml:space="preserve"> </w:t>
-      </w:r>
-      <w:r>
-        <w:t xml:space="preserve">file. The repository will become publicly archived with a DOI at acceptance of the manuscript. Site-specific data for oviposition timing in Case Study 1 were not included at the request of the original authors of those data due to the sensitive nature of the species, however they can be shared for individual requests.</w:t>
-      </w:r>
-    </w:p>
-    <w:bookmarkEnd w:id="38"/>
-    <w:bookmarkStart w:id="117" w:name="references"/>
-    <w:p>
-      <w:pPr>
-        <w:pStyle w:val="Heading1"/>
-      </w:pPr>
-      <w:r>
-        <w:t xml:space="preserve">References</w:t>
-      </w:r>
-    </w:p>
-    <w:bookmarkStart w:id="116" w:name="refs"/>
-    <w:bookmarkStart w:id="39" w:name="ref-angilletta2006"/>
+        <w:t xml:space="preserve">. Ecology 81:2957–2968.</w:t>
+      </w:r>
+    </w:p>
+    <w:bookmarkEnd w:id="44"/>
+    <w:bookmarkStart w:id="46" w:name="ref-arnold2025"/>
     <w:p>
       <w:pPr>
         <w:pStyle w:val="Bibliography"/>
       </w:pPr>
       <w:r>
-        <w:t xml:space="preserve">Angilletta Jr., M. J. 2006. Estimating and comparing thermal performance curves. Journal of Thermal Biology 31:541–545.</w:t>
-      </w:r>
-    </w:p>
-    <w:bookmarkEnd w:id="39"/>
-    <w:bookmarkStart w:id="41" w:name="ref-angilletta2009"/>
+        <w:t xml:space="preserve">Arnold, P. A., D. W. A. Noble, A. B. Nicotra, M. R. Kearney, E. L. Rezende, S. C. Andrew, V. F. Briceño, L. B. Buckley, K. A. Christian, S. Clusella-Trullas, S. R. Geange, L. K. Guja, O. Jiménez Robles, B. J. Kefford, V. Kellermann, A. Leigh, R. M. Marchin, K. Mokany, and J. M. Bennett. 2025.</w:t>
+      </w:r>
+      <w:r>
+        <w:t xml:space="preserve"> </w:t>
+      </w:r>
+      <w:hyperlink r:id="rId45">
+        <w:r>
+          <w:rPr>
+            <w:rStyle w:val="Hyperlink"/>
+          </w:rPr>
+          <w:t xml:space="preserve">A framework for modelling thermal load sensitivity across life</w:t>
+        </w:r>
+      </w:hyperlink>
+      <w:r>
+        <w:t xml:space="preserve">. Global Change Biology 31:e70315.</w:t>
+      </w:r>
+    </w:p>
+    <w:bookmarkEnd w:id="46"/>
+    <w:bookmarkStart w:id="48" w:name="ref-aydin2004"/>
     <w:p>
       <w:pPr>
         <w:pStyle w:val="Bibliography"/>
       </w:pPr>
       <w:r>
-        <w:t xml:space="preserve">Angilletta Jr., M. J. 2009.</w:t>
-      </w:r>
-      <w:r>
-        <w:t xml:space="preserve"> </w:t>
-      </w:r>
-      <w:hyperlink r:id="rId40">
-        <w:r>
-          <w:rPr>
-            <w:rStyle w:val="Hyperlink"/>
-          </w:rPr>
-          <w:t xml:space="preserve">Thermal adaptation: A theoretical and empirical synthesis</w:t>
-        </w:r>
-      </w:hyperlink>
-      <w:r>
-        <w:t xml:space="preserve">. Oxford University Press.</w:t>
-      </w:r>
-    </w:p>
-    <w:bookmarkEnd w:id="41"/>
-    <w:bookmarkStart w:id="43" w:name="ref-angilletta2000"/>
-    <w:p>
-      <w:pPr>
-        <w:pStyle w:val="Bibliography"/>
-      </w:pPr>
-      <w:r>
-        <w:t xml:space="preserve">Angilletta, M. J., R. S. Winters, and A. E. Dunham. 2000.</w:t>
-      </w:r>
-      <w:r>
-        <w:t xml:space="preserve"> </w:t>
-      </w:r>
-      <w:hyperlink r:id="rId42">
-        <w:r>
-          <w:rPr>
-            <w:rStyle w:val="Hyperlink"/>
-          </w:rPr>
-          <w:t xml:space="preserve">Thermal effects on the energetics of lizard embryos: Implications for hatchling phenotypes</w:t>
-        </w:r>
-      </w:hyperlink>
-      <w:r>
-        <w:t xml:space="preserve">. Ecology 81:2957–2968.</w:t>
-      </w:r>
-    </w:p>
-    <w:bookmarkEnd w:id="43"/>
-    <w:bookmarkStart w:id="45" w:name="ref-aydin2004"/>
-    <w:p>
-      <w:pPr>
-        <w:pStyle w:val="Bibliography"/>
-      </w:pPr>
-      <w:r>
         <w:t xml:space="preserve">Aydın, H., and M. K. Dilek. 2004.</w:t>
       </w:r>
       <w:r>
         <w:t xml:space="preserve"> </w:t>
       </w:r>
-      <w:hyperlink r:id="rId44">
+      <w:hyperlink r:id="rId47">
         <w:r>
           <w:rPr>
             <w:rStyle w:val="Hyperlink"/>
@@ -2326,8 +2537,8 @@
         <w:t xml:space="preserve">. Turkish Journal of Fisheries and Aquatic Sciences 4:–.</w:t>
       </w:r>
     </w:p>
-    <w:bookmarkEnd w:id="45"/>
-    <w:bookmarkStart w:id="47" w:name="ref-beacham1990"/>
+    <w:bookmarkEnd w:id="48"/>
+    <w:bookmarkStart w:id="50" w:name="ref-beacham1990"/>
     <w:p>
       <w:pPr>
         <w:pStyle w:val="Bibliography"/>
@@ -2338,7 +2549,7 @@
       <w:r>
         <w:t xml:space="preserve"> </w:t>
       </w:r>
-      <w:hyperlink r:id="rId46">
+      <w:hyperlink r:id="rId49">
         <w:r>
           <w:rPr>
             <w:rStyle w:val="Hyperlink"/>
@@ -2350,8 +2561,8 @@
         <w:t xml:space="preserve">. Transactions of the American Fisheries Society 119:927–945.</w:t>
       </w:r>
     </w:p>
-    <w:bookmarkEnd w:id="47"/>
-    <w:bookmarkStart w:id="49" w:name="ref-brittain1977"/>
+    <w:bookmarkEnd w:id="50"/>
+    <w:bookmarkStart w:id="52" w:name="ref-brittain1977"/>
     <w:p>
       <w:pPr>
         <w:pStyle w:val="Bibliography"/>
@@ -2362,7 +2573,7 @@
       <w:r>
         <w:t xml:space="preserve"> </w:t>
       </w:r>
-      <w:hyperlink r:id="rId48">
+      <w:hyperlink r:id="rId51">
         <w:r>
           <w:rPr>
             <w:rStyle w:val="Hyperlink"/>
@@ -2416,8 +2627,8 @@
         <w:t xml:space="preserve">. Oikos 29:302–305.</w:t>
       </w:r>
     </w:p>
-    <w:bookmarkEnd w:id="49"/>
-    <w:bookmarkStart w:id="51" w:name="ref-brittain1978"/>
+    <w:bookmarkEnd w:id="52"/>
+    <w:bookmarkStart w:id="54" w:name="ref-brittain1978"/>
     <w:p>
       <w:pPr>
         <w:pStyle w:val="Bibliography"/>
@@ -2428,7 +2639,7 @@
       <w:r>
         <w:t xml:space="preserve"> </w:t>
       </w:r>
-      <w:hyperlink r:id="rId50">
+      <w:hyperlink r:id="rId53">
         <w:r>
           <w:rPr>
             <w:rStyle w:val="Hyperlink"/>
@@ -2482,8 +2693,8 @@
         <w:t xml:space="preserve">. Oikos 30:1–6.</w:t>
       </w:r>
     </w:p>
-    <w:bookmarkEnd w:id="51"/>
-    <w:bookmarkStart w:id="53" w:name="ref-brittain1984"/>
+    <w:bookmarkEnd w:id="54"/>
+    <w:bookmarkStart w:id="56" w:name="ref-brittain1984"/>
     <w:p>
       <w:pPr>
         <w:pStyle w:val="Bibliography"/>
@@ -2494,7 +2705,7 @@
       <w:r>
         <w:t xml:space="preserve"> </w:t>
       </w:r>
-      <w:hyperlink r:id="rId52">
+      <w:hyperlink r:id="rId55">
         <w:r>
           <w:rPr>
             <w:rStyle w:val="Hyperlink"/>
@@ -2536,8 +2747,8 @@
         <w:t xml:space="preserve">. The Canadian Entomologist 116:549–554.</w:t>
       </w:r>
     </w:p>
-    <w:bookmarkEnd w:id="53"/>
-    <w:bookmarkStart w:id="55" w:name="ref-brown1975"/>
+    <w:bookmarkEnd w:id="56"/>
+    <w:bookmarkStart w:id="58" w:name="ref-brown1975"/>
     <w:p>
       <w:pPr>
         <w:pStyle w:val="Bibliography"/>
@@ -2548,7 +2759,7 @@
       <w:r>
         <w:t xml:space="preserve"> </w:t>
       </w:r>
-      <w:hyperlink r:id="rId54">
+      <w:hyperlink r:id="rId57">
         <w:r>
           <w:rPr>
             <w:rStyle w:val="Hyperlink"/>
@@ -2574,8 +2785,8 @@
         <w:t xml:space="preserve">. Comparative Biochemistry and Physiology Part A: Physiology 50:397–405.</w:t>
       </w:r>
     </w:p>
-    <w:bookmarkEnd w:id="55"/>
-    <w:bookmarkStart w:id="57" w:name="ref-brown1976"/>
+    <w:bookmarkEnd w:id="58"/>
+    <w:bookmarkStart w:id="60" w:name="ref-brown1976"/>
     <w:p>
       <w:pPr>
         <w:pStyle w:val="Bibliography"/>
@@ -2586,7 +2797,7 @@
       <w:r>
         <w:t xml:space="preserve"> </w:t>
       </w:r>
-      <w:hyperlink r:id="rId56">
+      <w:hyperlink r:id="rId59">
         <w:r>
           <w:rPr>
             <w:rStyle w:val="Hyperlink"/>
@@ -2618,19 +2829,43 @@
         <w:t xml:space="preserve">. Canadian Journal of Zoology 54:552–558.</w:t>
       </w:r>
     </w:p>
-    <w:bookmarkEnd w:id="57"/>
-    <w:bookmarkStart w:id="59" w:name="ref-conover2009"/>
+    <w:bookmarkEnd w:id="60"/>
+    <w:bookmarkStart w:id="62" w:name="ref-colinet2015"/>
     <w:p>
       <w:pPr>
         <w:pStyle w:val="Bibliography"/>
       </w:pPr>
       <w:r>
+        <w:t xml:space="preserve">Colinet, H., B. J. Sinclair, P. Vernon, and D. Renault. 2015.</w:t>
+      </w:r>
+      <w:r>
+        <w:t xml:space="preserve"> </w:t>
+      </w:r>
+      <w:hyperlink r:id="rId61">
+        <w:r>
+          <w:rPr>
+            <w:rStyle w:val="Hyperlink"/>
+          </w:rPr>
+          <w:t xml:space="preserve">Insects in fluctuating thermal environments</w:t>
+        </w:r>
+      </w:hyperlink>
+      <w:r>
+        <w:t xml:space="preserve">. Annual Review of Entomology 60:123–140.</w:t>
+      </w:r>
+    </w:p>
+    <w:bookmarkEnd w:id="62"/>
+    <w:bookmarkStart w:id="64" w:name="ref-conover2009"/>
+    <w:p>
+      <w:pPr>
+        <w:pStyle w:val="Bibliography"/>
+      </w:pPr>
+      <w:r>
         <w:t xml:space="preserve">Conover, D. O., T. A. Duffy, and L. A. Hice. 2009.</w:t>
       </w:r>
       <w:r>
         <w:t xml:space="preserve"> </w:t>
       </w:r>
-      <w:hyperlink r:id="rId58">
+      <w:hyperlink r:id="rId63">
         <w:r>
           <w:rPr>
             <w:rStyle w:val="Hyperlink"/>
@@ -2642,8 +2877,8 @@
         <w:t xml:space="preserve">. Annals of the New York Academy of Sciences 1168:100–129.</w:t>
       </w:r>
     </w:p>
-    <w:bookmarkEnd w:id="59"/>
-    <w:bookmarkStart w:id="60" w:name="ref-craig2017"/>
+    <w:bookmarkEnd w:id="64"/>
+    <w:bookmarkStart w:id="65" w:name="ref-craig2017"/>
     <w:p>
       <w:pPr>
         <w:pStyle w:val="Bibliography"/>
@@ -2655,8 +2890,8 @@
         <w:t xml:space="preserve">. 2017. Meeting the challenge of interacting threats in freshwater ecosystems: A call to scientists and managers. Elem Sci Anth 5:72.</w:t>
       </w:r>
     </w:p>
-    <w:bookmarkEnd w:id="60"/>
-    <w:bookmarkStart w:id="62" w:name="ref-du2007"/>
+    <w:bookmarkEnd w:id="65"/>
+    <w:bookmarkStart w:id="67" w:name="ref-du2007"/>
     <w:p>
       <w:pPr>
         <w:pStyle w:val="Bibliography"/>
@@ -2667,7 +2902,7 @@
       <w:r>
         <w:t xml:space="preserve"> </w:t>
       </w:r>
-      <w:hyperlink r:id="rId61">
+      <w:hyperlink r:id="rId66">
         <w:r>
           <w:rPr>
             <w:rStyle w:val="Hyperlink"/>
@@ -2693,8 +2928,8 @@
         <w:t xml:space="preserve">. Aquaculture 272:747–753.</w:t>
       </w:r>
     </w:p>
-    <w:bookmarkEnd w:id="62"/>
-    <w:bookmarkStart w:id="64" w:name="ref-elliott1984"/>
+    <w:bookmarkEnd w:id="67"/>
+    <w:bookmarkStart w:id="69" w:name="ref-elliott1984"/>
     <w:p>
       <w:pPr>
         <w:pStyle w:val="Bibliography"/>
@@ -2705,7 +2940,7 @@
       <w:r>
         <w:t xml:space="preserve"> </w:t>
       </w:r>
-      <w:hyperlink r:id="rId63">
+      <w:hyperlink r:id="rId68">
         <w:r>
           <w:rPr>
             <w:rStyle w:val="Hyperlink"/>
@@ -2731,8 +2966,8 @@
         <w:t xml:space="preserve">. Freshwater Biology 14:491–499.</w:t>
       </w:r>
     </w:p>
-    <w:bookmarkEnd w:id="64"/>
-    <w:bookmarkStart w:id="66" w:name="ref-elliott1986"/>
+    <w:bookmarkEnd w:id="69"/>
+    <w:bookmarkStart w:id="71" w:name="ref-elliott1986"/>
     <w:p>
       <w:pPr>
         <w:pStyle w:val="Bibliography"/>
@@ -2743,7 +2978,7 @@
       <w:r>
         <w:t xml:space="preserve"> </w:t>
       </w:r>
-      <w:hyperlink r:id="rId65">
+      <w:hyperlink r:id="rId70">
         <w:r>
           <w:rPr>
             <w:rStyle w:val="Hyperlink"/>
@@ -2833,8 +3068,8 @@
         <w:t xml:space="preserve">. Holarctic Ecology 9:113–116.</w:t>
       </w:r>
     </w:p>
-    <w:bookmarkEnd w:id="66"/>
-    <w:bookmarkStart w:id="68" w:name="ref-forster2011"/>
+    <w:bookmarkEnd w:id="71"/>
+    <w:bookmarkStart w:id="73" w:name="ref-forster2011"/>
     <w:p>
       <w:pPr>
         <w:pStyle w:val="Bibliography"/>
@@ -2845,7 +3080,7 @@
       <w:r>
         <w:t xml:space="preserve"> </w:t>
       </w:r>
-      <w:hyperlink r:id="rId67">
+      <w:hyperlink r:id="rId72">
         <w:r>
           <w:rPr>
             <w:rStyle w:val="Hyperlink"/>
@@ -2857,8 +3092,8 @@
         <w:t xml:space="preserve"> The American Naturalist 178:668–678.</w:t>
       </w:r>
     </w:p>
-    <w:bookmarkEnd w:id="68"/>
-    <w:bookmarkStart w:id="70" w:name="ref-hoegh-guldberg1995"/>
+    <w:bookmarkEnd w:id="73"/>
+    <w:bookmarkStart w:id="75" w:name="ref-hoegh-guldberg1995"/>
     <w:p>
       <w:pPr>
         <w:pStyle w:val="Bibliography"/>
@@ -2869,7 +3104,7 @@
       <w:r>
         <w:t xml:space="preserve"> </w:t>
       </w:r>
-      <w:hyperlink r:id="rId69">
+      <w:hyperlink r:id="rId74">
         <w:r>
           <w:rPr>
             <w:rStyle w:val="Hyperlink"/>
@@ -2881,8 +3116,8 @@
         <w:t xml:space="preserve">. American Zoologist 35:415–425.</w:t>
       </w:r>
     </w:p>
-    <w:bookmarkEnd w:id="70"/>
-    <w:bookmarkStart w:id="72" w:name="ref-karraker2006"/>
+    <w:bookmarkEnd w:id="75"/>
+    <w:bookmarkStart w:id="77" w:name="ref-karraker2006"/>
     <w:p>
       <w:pPr>
         <w:pStyle w:val="Bibliography"/>
@@ -2893,7 +3128,7 @@
       <w:r>
         <w:t xml:space="preserve"> </w:t>
       </w:r>
-      <w:hyperlink r:id="rId71">
+      <w:hyperlink r:id="rId76">
         <w:r>
           <w:rPr>
             <w:rStyle w:val="Hyperlink"/>
@@ -2933,19 +3168,43 @@
         <w:t xml:space="preserve">. Northwestern Naturalist 87:87–97.</w:t>
       </w:r>
     </w:p>
-    <w:bookmarkEnd w:id="72"/>
-    <w:bookmarkStart w:id="74" w:name="ref-kozák2009"/>
+    <w:bookmarkEnd w:id="77"/>
+    <w:bookmarkStart w:id="79" w:name="ref-kefford2022"/>
     <w:p>
       <w:pPr>
         <w:pStyle w:val="Bibliography"/>
       </w:pPr>
       <w:r>
+        <w:t xml:space="preserve">Kefford, B. J., C. K. Ghalambor, B. Dewenter, N. L. Poff, J. Hughes, J. Reich, and R. Thompson. 2022.</w:t>
+      </w:r>
+      <w:r>
+        <w:t xml:space="preserve"> </w:t>
+      </w:r>
+      <w:hyperlink r:id="rId78">
+        <w:r>
+          <w:rPr>
+            <w:rStyle w:val="Hyperlink"/>
+          </w:rPr>
+          <w:t xml:space="preserve">Acute, diel, and annual temperature variability and the thermal biology of ectotherms</w:t>
+        </w:r>
+      </w:hyperlink>
+      <w:r>
+        <w:t xml:space="preserve">. Global Change Biology 28:6872–6888.</w:t>
+      </w:r>
+    </w:p>
+    <w:bookmarkEnd w:id="79"/>
+    <w:bookmarkStart w:id="81" w:name="ref-kozák2009"/>
+    <w:p>
+      <w:pPr>
+        <w:pStyle w:val="Bibliography"/>
+      </w:pPr>
+      <w:r>
         <w:t xml:space="preserve">Kozák, P., M. Buřič, J. Kanta, A. Kouba, P. Hamr, and T. Policar. 2009.</w:t>
       </w:r>
       <w:r>
         <w:t xml:space="preserve"> </w:t>
       </w:r>
-      <w:hyperlink r:id="rId73">
+      <w:hyperlink r:id="rId80">
         <w:r>
           <w:rPr>
             <w:rStyle w:val="Hyperlink"/>
@@ -2983,8 +3242,8 @@
         <w:t xml:space="preserve">. Czech Journal of Animal Science 54:286–292.</w:t>
       </w:r>
     </w:p>
-    <w:bookmarkEnd w:id="74"/>
-    <w:bookmarkStart w:id="76" w:name="ref-lillehammer1986"/>
+    <w:bookmarkEnd w:id="81"/>
+    <w:bookmarkStart w:id="83" w:name="ref-lillehammer1986"/>
     <w:p>
       <w:pPr>
         <w:pStyle w:val="Bibliography"/>
@@ -2995,7 +3254,7 @@
       <w:r>
         <w:t xml:space="preserve"> </w:t>
       </w:r>
-      <w:hyperlink r:id="rId75">
+      <w:hyperlink r:id="rId82">
         <w:r>
           <w:rPr>
             <w:rStyle w:val="Hyperlink"/>
@@ -3043,8 +3302,8 @@
         <w:t xml:space="preserve">. Aquatic Insects 8:223–235.</w:t>
       </w:r>
     </w:p>
-    <w:bookmarkEnd w:id="76"/>
-    <w:bookmarkStart w:id="78" w:name="ref-márquez2021"/>
+    <w:bookmarkEnd w:id="83"/>
+    <w:bookmarkStart w:id="85" w:name="ref-márquez2021"/>
     <w:p>
       <w:pPr>
         <w:pStyle w:val="Bibliography"/>
@@ -3055,7 +3314,7 @@
       <w:r>
         <w:t xml:space="preserve"> </w:t>
       </w:r>
-      <w:hyperlink r:id="rId77">
+      <w:hyperlink r:id="rId84">
         <w:r>
           <w:rPr>
             <w:rStyle w:val="Hyperlink"/>
@@ -3067,8 +3326,8 @@
         <w:t xml:space="preserve">. Reviews in Aquaculture 13:706–718.</w:t>
       </w:r>
     </w:p>
-    <w:bookmarkEnd w:id="78"/>
-    <w:bookmarkStart w:id="79" w:name="ref-mckay2012"/>
+    <w:bookmarkEnd w:id="85"/>
+    <w:bookmarkStart w:id="86" w:name="ref-mckay2012"/>
     <w:p>
       <w:pPr>
         <w:pStyle w:val="Bibliography"/>
@@ -3077,8 +3336,8 @@
         <w:t xml:space="preserve">McKay, L., T. Bondelid, T. Dewald, J. Johnson, R. Moore, and A. Rea. 2012. NHDPlus version 2: User guide.</w:t>
       </w:r>
     </w:p>
-    <w:bookmarkEnd w:id="79"/>
-    <w:bookmarkStart w:id="81" w:name="ref-moore1939"/>
+    <w:bookmarkEnd w:id="86"/>
+    <w:bookmarkStart w:id="88" w:name="ref-moore1939"/>
     <w:p>
       <w:pPr>
         <w:pStyle w:val="Bibliography"/>
@@ -3089,7 +3348,7 @@
       <w:r>
         <w:t xml:space="preserve"> </w:t>
       </w:r>
-      <w:hyperlink r:id="rId80">
+      <w:hyperlink r:id="rId87">
         <w:r>
           <w:rPr>
             <w:rStyle w:val="Hyperlink"/>
@@ -3101,8 +3360,8 @@
         <w:t xml:space="preserve">. Ecology 20:459–478.</w:t>
       </w:r>
     </w:p>
-    <w:bookmarkEnd w:id="81"/>
-    <w:bookmarkStart w:id="82" w:name="ref-neuheimer2007"/>
+    <w:bookmarkEnd w:id="88"/>
+    <w:bookmarkStart w:id="89" w:name="ref-neuheimer2007"/>
     <w:p>
       <w:pPr>
         <w:pStyle w:val="Bibliography"/>
@@ -3111,8 +3370,8 @@
         <w:t xml:space="preserve">Neuheimer, A. B., and C. T. Taggart. 2007. The growing degree-day and fish size-at-age: The overlooked metric. Canadian Journal of Fisheries and Aquatic Sciences 64:375–385.</w:t>
       </w:r>
     </w:p>
-    <w:bookmarkEnd w:id="82"/>
-    <w:bookmarkStart w:id="84" w:name="ref-pinsky2019"/>
+    <w:bookmarkEnd w:id="89"/>
+    <w:bookmarkStart w:id="91" w:name="ref-pinsky2019"/>
     <w:p>
       <w:pPr>
         <w:pStyle w:val="Bibliography"/>
@@ -3123,7 +3382,7 @@
       <w:r>
         <w:t xml:space="preserve"> </w:t>
       </w:r>
-      <w:hyperlink r:id="rId83">
+      <w:hyperlink r:id="rId90">
         <w:r>
           <w:rPr>
             <w:rStyle w:val="Hyperlink"/>
@@ -3135,8 +3394,8 @@
         <w:t xml:space="preserve">. Nature 569:108–111.</w:t>
       </w:r>
     </w:p>
-    <w:bookmarkEnd w:id="84"/>
-    <w:bookmarkStart w:id="86" w:name="ref-pritchard1987"/>
+    <w:bookmarkEnd w:id="91"/>
+    <w:bookmarkStart w:id="93" w:name="ref-pritchard1987"/>
     <w:p>
       <w:pPr>
         <w:pStyle w:val="Bibliography"/>
@@ -3147,7 +3406,7 @@
       <w:r>
         <w:t xml:space="preserve"> </w:t>
       </w:r>
-      <w:hyperlink r:id="rId85">
+      <w:hyperlink r:id="rId92">
         <w:r>
           <w:rPr>
             <w:rStyle w:val="Hyperlink"/>
@@ -3159,8 +3418,8 @@
         <w:t xml:space="preserve">. Advances in odonatology 3:121–126.</w:t>
       </w:r>
     </w:p>
-    <w:bookmarkEnd w:id="86"/>
-    <w:bookmarkStart w:id="88" w:name="ref-qualls1998"/>
+    <w:bookmarkEnd w:id="93"/>
+    <w:bookmarkStart w:id="95" w:name="ref-qualls1998"/>
     <w:p>
       <w:pPr>
         <w:pStyle w:val="Bibliography"/>
@@ -3171,7 +3430,7 @@
       <w:r>
         <w:t xml:space="preserve"> </w:t>
       </w:r>
-      <w:hyperlink r:id="rId87">
+      <w:hyperlink r:id="rId94">
         <w:r>
           <w:rPr>
             <w:rStyle w:val="Hyperlink"/>
@@ -3183,8 +3442,8 @@
         <w:t xml:space="preserve">. Biological Journal of the Linnean Society 64:477–491.</w:t>
       </w:r>
     </w:p>
-    <w:bookmarkEnd w:id="88"/>
-    <w:bookmarkStart w:id="90" w:name="ref-R-software"/>
+    <w:bookmarkEnd w:id="95"/>
+    <w:bookmarkStart w:id="97" w:name="ref-R-software"/>
     <w:p>
       <w:pPr>
         <w:pStyle w:val="Bibliography"/>
@@ -3195,7 +3454,7 @@
       <w:r>
         <w:t xml:space="preserve"> </w:t>
       </w:r>
-      <w:hyperlink r:id="rId89">
+      <w:hyperlink r:id="rId96">
         <w:r>
           <w:rPr>
             <w:rStyle w:val="Hyperlink"/>
@@ -3207,18 +3466,54 @@
         <w:t xml:space="preserve">. R Foundation for Statistical Computing, Vienna, Austria.</w:t>
       </w:r>
     </w:p>
-    <w:bookmarkEnd w:id="90"/>
-    <w:bookmarkStart w:id="91" w:name="ref-schoolfield1981"/>
+    <w:bookmarkEnd w:id="97"/>
+    <w:bookmarkStart w:id="99" w:name="ref-ruel1999"/>
     <w:p>
       <w:pPr>
         <w:pStyle w:val="Bibliography"/>
       </w:pPr>
       <w:r>
+        <w:t xml:space="preserve">Ruel, J. J., M. P. Ayres, J. J. Ruel, and M. P. Ayres. 1999.</w:t>
+      </w:r>
+      <w:r>
+        <w:t xml:space="preserve"> </w:t>
+      </w:r>
+      <w:hyperlink r:id="rId98">
+        <w:r>
+          <w:rPr>
+            <w:rStyle w:val="Hyperlink"/>
+          </w:rPr>
+          <w:t xml:space="preserve">Jensen</w:t>
+        </w:r>
+        <w:r>
+          <w:rPr>
+            <w:rStyle w:val="Hyperlink"/>
+          </w:rPr>
+          <w:t xml:space="preserve">’</w:t>
+        </w:r>
+        <w:r>
+          <w:rPr>
+            <w:rStyle w:val="Hyperlink"/>
+          </w:rPr>
+          <w:t xml:space="preserve">s inequality predicts effects of environmental variation</w:t>
+        </w:r>
+      </w:hyperlink>
+      <w:r>
+        <w:t xml:space="preserve">. Trends in Ecology &amp; Evolution 14:361–366.</w:t>
+      </w:r>
+    </w:p>
+    <w:bookmarkEnd w:id="99"/>
+    <w:bookmarkStart w:id="100" w:name="ref-schoolfield1981"/>
+    <w:p>
+      <w:pPr>
+        <w:pStyle w:val="Bibliography"/>
+      </w:pPr>
+      <w:r>
         <w:t xml:space="preserve">Schoolfield, R. M., P. Sharpe, and C. E. Magnuson. 1981. Non-linear regression of biological temperature-dependent rate models based on absolute reaction-rate theory. Journal of theoretical biology 88:719–731.</w:t>
       </w:r>
     </w:p>
-    <w:bookmarkEnd w:id="91"/>
-    <w:bookmarkStart w:id="93" w:name="ref-siegel2023"/>
+    <w:bookmarkEnd w:id="100"/>
+    <w:bookmarkStart w:id="102" w:name="ref-siegel2023"/>
     <w:p>
       <w:pPr>
         <w:pStyle w:val="Bibliography"/>
@@ -3229,7 +3524,7 @@
       <w:r>
         <w:t xml:space="preserve"> </w:t>
       </w:r>
-      <w:hyperlink r:id="rId92">
+      <w:hyperlink r:id="rId101">
         <w:r>
           <w:rPr>
             <w:rStyle w:val="Hyperlink"/>
@@ -3241,8 +3536,8 @@
         <w:t xml:space="preserve">. PLOS Water 2:e0000119.</w:t>
       </w:r>
     </w:p>
-    <w:bookmarkEnd w:id="93"/>
-    <w:bookmarkStart w:id="94" w:name="ref-sih2004"/>
+    <w:bookmarkEnd w:id="102"/>
+    <w:bookmarkStart w:id="103" w:name="ref-sih2004"/>
     <w:p>
       <w:pPr>
         <w:pStyle w:val="Bibliography"/>
@@ -3251,8 +3546,8 @@
         <w:t xml:space="preserve">Sih, A., A. M. Bell, and J. L. Kerby. 2004. Two stressors are far deadlier than one. Trends in ecology &amp; evolution 19:274–276.</w:t>
       </w:r>
     </w:p>
-    <w:bookmarkEnd w:id="94"/>
-    <w:bookmarkStart w:id="96" w:name="ref-sparks2019"/>
+    <w:bookmarkEnd w:id="103"/>
+    <w:bookmarkStart w:id="105" w:name="ref-sparks2019"/>
     <w:p>
       <w:pPr>
         <w:pStyle w:val="Bibliography"/>
@@ -3263,7 +3558,7 @@
       <w:r>
         <w:t xml:space="preserve"> </w:t>
       </w:r>
-      <w:hyperlink r:id="rId95">
+      <w:hyperlink r:id="rId104">
         <w:r>
           <w:rPr>
             <w:rStyle w:val="Hyperlink"/>
@@ -3275,8 +3570,8 @@
         <w:t xml:space="preserve">. Canadian Journal of Fisheries and Aquatic Sciences 76:123–135.</w:t>
       </w:r>
     </w:p>
-    <w:bookmarkEnd w:id="96"/>
-    <w:bookmarkStart w:id="98" w:name="ref-sparks2022"/>
+    <w:bookmarkEnd w:id="105"/>
+    <w:bookmarkStart w:id="107" w:name="ref-sparks2022"/>
     <w:p>
       <w:pPr>
         <w:pStyle w:val="Bibliography"/>
@@ -3287,7 +3582,7 @@
       <w:r>
         <w:t xml:space="preserve"> </w:t>
       </w:r>
-      <w:hyperlink r:id="rId97">
+      <w:hyperlink r:id="rId106">
         <w:r>
           <w:rPr>
             <w:rStyle w:val="Hyperlink"/>
@@ -3299,8 +3594,8 @@
         <w:t xml:space="preserve">. Proceedings of the Royal Society B: Biological Sciences 289:20221472.</w:t>
       </w:r>
     </w:p>
-    <w:bookmarkEnd w:id="98"/>
-    <w:bookmarkStart w:id="100" w:name="ref-sparks2026"/>
+    <w:bookmarkEnd w:id="107"/>
+    <w:bookmarkStart w:id="109" w:name="ref-sparks2026"/>
     <w:p>
       <w:pPr>
         <w:pStyle w:val="Bibliography"/>
@@ -3311,7 +3606,7 @@
       <w:r>
         <w:t xml:space="preserve"> </w:t>
       </w:r>
-      <w:hyperlink r:id="rId99">
+      <w:hyperlink r:id="rId108">
         <w:r>
           <w:rPr>
             <w:rStyle w:val="Hyperlink"/>
@@ -3323,8 +3618,8 @@
         <w:t xml:space="preserve">. Fisheries 51:49–59.</w:t>
       </w:r>
     </w:p>
-    <w:bookmarkEnd w:id="100"/>
-    <w:bookmarkStart w:id="102" w:name="ref-sparks2025"/>
+    <w:bookmarkEnd w:id="109"/>
+    <w:bookmarkStart w:id="111" w:name="ref-sparks2025"/>
     <w:p>
       <w:pPr>
         <w:pStyle w:val="Bibliography"/>
@@ -3335,7 +3630,7 @@
       <w:r>
         <w:t xml:space="preserve"> </w:t>
       </w:r>
-      <w:hyperlink r:id="rId101">
+      <w:hyperlink r:id="rId110">
         <w:r>
           <w:rPr>
             <w:rStyle w:val="Hyperlink"/>
@@ -3353,8 +3648,8 @@
         <w:t xml:space="preserve">. CRAN.</w:t>
       </w:r>
     </w:p>
-    <w:bookmarkEnd w:id="102"/>
-    <w:bookmarkStart w:id="104" w:name="ref-sparks2017"/>
+    <w:bookmarkEnd w:id="111"/>
+    <w:bookmarkStart w:id="113" w:name="ref-sparks2017"/>
     <w:p>
       <w:pPr>
         <w:pStyle w:val="Bibliography"/>
@@ -3365,7 +3660,7 @@
       <w:r>
         <w:t xml:space="preserve"> </w:t>
       </w:r>
-      <w:hyperlink r:id="rId103">
+      <w:hyperlink r:id="rId112">
         <w:r>
           <w:rPr>
             <w:rStyle w:val="Hyperlink"/>
@@ -3377,8 +3672,8 @@
         <w:t xml:space="preserve">. Global Change Biology 23:5203–5217.</w:t>
       </w:r>
     </w:p>
-    <w:bookmarkEnd w:id="104"/>
-    <w:bookmarkStart w:id="106" w:name="ref-steel2012"/>
+    <w:bookmarkEnd w:id="113"/>
+    <w:bookmarkStart w:id="115" w:name="ref-steel2012"/>
     <w:p>
       <w:pPr>
         <w:pStyle w:val="Bibliography"/>
@@ -3389,7 +3684,7 @@
       <w:r>
         <w:t xml:space="preserve"> </w:t>
       </w:r>
-      <w:hyperlink r:id="rId105">
+      <w:hyperlink r:id="rId114">
         <w:r>
           <w:rPr>
             <w:rStyle w:val="Hyperlink"/>
@@ -3401,8 +3696,8 @@
         <w:t xml:space="preserve">. Ecosphere 3:art104.</w:t>
       </w:r>
     </w:p>
-    <w:bookmarkEnd w:id="106"/>
-    <w:bookmarkStart w:id="108" w:name="ref-tang2017"/>
+    <w:bookmarkEnd w:id="115"/>
+    <w:bookmarkStart w:id="117" w:name="ref-tang2017"/>
     <w:p>
       <w:pPr>
         <w:pStyle w:val="Bibliography"/>
@@ -3413,7 +3708,7 @@
       <w:r>
         <w:t xml:space="preserve"> </w:t>
       </w:r>
-      <w:hyperlink r:id="rId107">
+      <w:hyperlink r:id="rId116">
         <w:r>
           <w:rPr>
             <w:rStyle w:val="Hyperlink"/>
@@ -3425,8 +3720,8 @@
         <w:t xml:space="preserve">. PLOS ONE 12:e0181030.</w:t>
       </w:r>
     </w:p>
-    <w:bookmarkEnd w:id="108"/>
-    <w:bookmarkStart w:id="110" w:name="ref-vandamme1992"/>
+    <w:bookmarkEnd w:id="117"/>
+    <w:bookmarkStart w:id="119" w:name="ref-vandamme1992"/>
     <w:p>
       <w:pPr>
         <w:pStyle w:val="Bibliography"/>
@@ -3437,7 +3732,7 @@
       <w:r>
         <w:t xml:space="preserve"> </w:t>
       </w:r>
-      <w:hyperlink r:id="rId109">
+      <w:hyperlink r:id="rId118">
         <w:r>
           <w:rPr>
             <w:rStyle w:val="Hyperlink"/>
@@ -3471,8 +3766,8 @@
         <w:t xml:space="preserve">. Herpetologica 48:220–228.</w:t>
       </w:r>
     </w:p>
-    <w:bookmarkEnd w:id="110"/>
-    <w:bookmarkStart w:id="112" w:name="ref-warkentin2011"/>
+    <w:bookmarkEnd w:id="119"/>
+    <w:bookmarkStart w:id="121" w:name="ref-warkentin2011"/>
     <w:p>
       <w:pPr>
         <w:pStyle w:val="Bibliography"/>
@@ -3483,7 +3778,7 @@
       <w:r>
         <w:t xml:space="preserve"> </w:t>
       </w:r>
-      <w:hyperlink r:id="rId111">
+      <w:hyperlink r:id="rId120">
         <w:r>
           <w:rPr>
             <w:rStyle w:val="Hyperlink"/>
@@ -3495,8 +3790,8 @@
         <w:t xml:space="preserve">. Integrative and Comparative Biology 51:14–25.</w:t>
       </w:r>
     </w:p>
-    <w:bookmarkEnd w:id="112"/>
-    <w:bookmarkStart w:id="113" w:name="ref-west-eberhard2003"/>
+    <w:bookmarkEnd w:id="121"/>
+    <w:bookmarkStart w:id="122" w:name="ref-west-eberhard2003"/>
     <w:p>
       <w:pPr>
         <w:pStyle w:val="Bibliography"/>
@@ -3505,8 +3800,8 @@
         <w:t xml:space="preserve">West-Eberhard, M. J. 2003. Developmental plasticity and evolution. Oxford University Press.</w:t>
       </w:r>
     </w:p>
-    <w:bookmarkEnd w:id="113"/>
-    <w:bookmarkStart w:id="115" w:name="ref-while2018"/>
+    <w:bookmarkEnd w:id="122"/>
+    <w:bookmarkStart w:id="124" w:name="ref-while2018"/>
     <w:p>
       <w:pPr>
         <w:pStyle w:val="Bibliography"/>
@@ -3517,7 +3812,7 @@
       <w:r>
         <w:t xml:space="preserve"> </w:t>
       </w:r>
-      <w:hyperlink r:id="rId114">
+      <w:hyperlink r:id="rId123">
         <w:r>
           <w:rPr>
             <w:rStyle w:val="Hyperlink"/>
@@ -3529,15 +3824,15 @@
         <w:t xml:space="preserve">. Journal of Experimental Zoology Part A: Ecological and Integrative Physiology 329:162–176.</w:t>
       </w:r>
     </w:p>
-    <w:bookmarkEnd w:id="115"/>
-    <w:bookmarkEnd w:id="116"/>
+    <w:bookmarkEnd w:id="124"/>
+    <w:bookmarkEnd w:id="125"/>
     <w:p>
       <w:r>
         <w:br w:type="page"/>
       </w:r>
     </w:p>
-    <w:bookmarkEnd w:id="117"/>
-    <w:bookmarkStart w:id="118" w:name="tables"/>
+    <w:bookmarkEnd w:id="126"/>
+    <w:bookmarkStart w:id="127" w:name="tables"/>
     <w:p>
       <w:pPr>
         <w:pStyle w:val="Heading1"/>
@@ -5719,8 +6014,8 @@
         <w:br w:type="page"/>
       </w:r>
     </w:p>
-    <w:bookmarkEnd w:id="118"/>
-    <w:bookmarkStart w:id="119" w:name="figure-captions"/>
+    <w:bookmarkEnd w:id="127"/>
+    <w:bookmarkStart w:id="128" w:name="figure-captions"/>
     <w:p>
       <w:pPr>
         <w:pStyle w:val="Heading1"/>
@@ -5744,7 +6039,7 @@
         <w:t xml:space="preserve">Ascaphus truei</w:t>
       </w:r>
       <w:r>
-        <w:t xml:space="preserve">). Panel A represents the non-linear performance curve and raw data used to generate the effective value model. Panel B illustrates the effective values for daily temperatures between 6 and 20 °C. A dashed line with a 0.01 increase for every degree increase is included for reference. Panel C uses the model fit from Panel A to convert to an accumulated thermal unit (ATU) model (number of days to hatch x daily temperature), showing a variable threshold for accumulated units to hatch. Panel D shows differences in modeled days to hatch (Panel A) when an accumulated thermal unit model parameterized at a certain temperature is used across the range of temperatures from Panel A. Note, ATU models make unbiased predictions when the temperature the model is parameterized at (ATU Model in the figure) matches the incubation temperature, but becomes increasingly biased when those numbers become more disparate.</w:t>
+        <w:t xml:space="preserve">). Panel A represents the non-linear performance curve and raw data used to generate the effective value model. Panel B illustrates the effective values for diel temperatures between 6 and 20 °C. A dashed line with a 0.01 increase for every degree increase is included for reference. Panel C uses the model fit from Panel A to convert to an accumulated thermal unit (ATU) model (number of days to hatch x diel temperature), showing a variable threshold for accumulated units to hatch. Panel D shows differences in modeled days to hatch (Panel A) when an accumulated thermal unit model parameterized at a certain temperature is used across the range of temperatures from Panel A. Note, ATU models make unbiased predictions when the temperature the model is parameterized at (ATU Model in the figure) matches the incubation temperature, but becomes increasingly biased when those numbers become more disparate.</w:t>
       </w:r>
     </w:p>
     <w:p>
@@ -5752,29 +6047,26 @@
         <w:pStyle w:val="BodyText"/>
       </w:pPr>
       <w:r>
-        <w:t xml:space="preserve">Figure 2: Modeled changes in developmental timing for coastal tailed frogs (</w:t>
+        <w:t xml:space="preserve">Figure 2: Model parameterization and prediction for variable thermal regimes used in</w:t>
+      </w:r>
+      <w:r>
+        <w:t xml:space="preserve"> </w:t>
+      </w:r>
+      <w:r>
+        <w:t xml:space="preserve">Sparks et al. (2017)</w:t>
+      </w:r>
+      <w:r>
+        <w:t xml:space="preserve">. Panel A shows empirical thermal regimes used to rear sockeye salmon (</w:t>
       </w:r>
       <w:r>
         <w:rPr>
           <w:i/>
           <w:iCs/>
         </w:rPr>
-        <w:t xml:space="preserve">Ascaphus truei</w:t>
-      </w:r>
-      <w:r>
-        <w:t xml:space="preserve">) from 1991 to 2020s using effective value model parameterized in this study (Figure 1). Panel A: Marginal mean trend across all sites shows a significant decline in days to hatching over time. Panel B: Site- and reach-specific (COMID) trends in predicted days to hatch, colored by mountain range. Estimates are based on the best fitting model, with stream temperatures from</w:t>
-      </w:r>
-      <w:r>
-        <w:t xml:space="preserve"> </w:t>
-      </w:r>
-      <w:r>
-        <w:t xml:space="preserve">Siegel et al. (2023)</w:t>
-      </w:r>
-      <w:r>
-        <w:t xml:space="preserve"> </w:t>
-      </w:r>
-      <w:r>
-        <w:t xml:space="preserve">and developmental timing modeled using hatchR. Shaded ribbons represent 95% confidence intervals.</w:t>
+        <w:t xml:space="preserve">Oncorhynchus nerka</w:t>
+      </w:r>
+      <w:r>
+        <w:t xml:space="preserve">) with regimes of different averages and variance (regimes end when all fish were hatched). Panel B shows a developmental model parameterized using the average temperatures from those regimes. Panel C shows the days to hatch predicted with the custom model and diel temperatures from the empirical thermal regimes and compares them to empirical average days to hatch from the experiment. The dashed line shows a 1:1 relationship.</w:t>
       </w:r>
     </w:p>
     <w:p>
@@ -5782,35 +6074,29 @@
         <w:pStyle w:val="BodyText"/>
       </w:pPr>
       <w:r>
-        <w:t xml:space="preserve">Figure 3: Custom hatch timing models developed for four North American</w:t>
-      </w:r>
-      <w:r>
-        <w:t xml:space="preserve"> </w:t>
+        <w:t xml:space="preserve">Figure 3: Modeled changes in developmental timing for coastal tailed frogs (</w:t>
       </w:r>
       <w:r>
         <w:rPr>
           <w:i/>
           <w:iCs/>
         </w:rPr>
-        <w:t xml:space="preserve">Lithobates</w:t>
-      </w:r>
-      <w:r>
-        <w:t xml:space="preserve"> </w:t>
-      </w:r>
-      <w:r>
-        <w:t xml:space="preserve">frog species. Models are parameterized from</w:t>
-      </w:r>
-      <w:r>
-        <w:t xml:space="preserve"> </w:t>
-      </w:r>
-      <w:r>
-        <w:t xml:space="preserve">Moore (1939)</w:t>
-      </w:r>
-      <w:r>
-        <w:t xml:space="preserve"> </w:t>
-      </w:r>
-      <w:r>
-        <w:t xml:space="preserve">and phenology is predicted using two synthetic temperature variable regimes: Panel A shows predictions under a cooler regime (mean = 16 °C), while Panel B shows predictions under a warmer regime (mean = 24 °C). Horizontal bars and number indicate the predicted days to hatch for a given thermal regime, while the dotted line represents the daily mean temperature. Panel C displays the effective value curves for each species—linearized thermal reaction norms. The crossover in rank order between Panels A and B illustrates genotype-by-environment interactions, reflecting species-specific thermal niches and breeding strategies.</w:t>
+        <w:t xml:space="preserve">Ascaphus truei</w:t>
+      </w:r>
+      <w:r>
+        <w:t xml:space="preserve">) from 1991 to 2020s with stream temperatures from</w:t>
+      </w:r>
+      <w:r>
+        <w:t xml:space="preserve"> </w:t>
+      </w:r>
+      <w:r>
+        <w:t xml:space="preserve">Siegel et al. (2023)</w:t>
+      </w:r>
+      <w:r>
+        <w:t xml:space="preserve"> </w:t>
+      </w:r>
+      <w:r>
+        <w:t xml:space="preserve">using a model parameterized in this study (Figure 1). Panel A shows a marginal mean trend across all sites and a significant decline in days to hatching over time. Panel B shows site- and reach-specific (COMID) trends in predicted days to hatch, colored by mountain range. Shaded ribbons represent 95% confidence intervals.</w:t>
       </w:r>
     </w:p>
     <w:p>
@@ -5818,26 +6104,35 @@
         <w:pStyle w:val="BodyText"/>
       </w:pPr>
       <w:r>
-        <w:t xml:space="preserve">Figure 4: Effective value models for five populations of cabbage beetles (</w:t>
+        <w:t xml:space="preserve">Figure 4: Custom hatch timing models developed for four North American</w:t>
+      </w:r>
+      <w:r>
+        <w:t xml:space="preserve"> </w:t>
       </w:r>
       <w:r>
         <w:rPr>
           <w:i/>
           <w:iCs/>
         </w:rPr>
-        <w:t xml:space="preserve">Colaphellus bowringi</w:t>
-      </w:r>
-      <w:r>
-        <w:t xml:space="preserve">, females) along a latitudinal gradient in China</w:t>
-      </w:r>
-      <w:r>
-        <w:t xml:space="preserve"> </w:t>
-      </w:r>
-      <w:r>
-        <w:t xml:space="preserve">(Tang et al. 2017)</w:t>
-      </w:r>
-      <w:r>
-        <w:t xml:space="preserve">. Models were parameterized from common garden experiments under constant temperatures. The southernmost population (Xiushui County) shows a consistently faster developmental rate than populations from more northerly sites, especially at warmer temperatures. This pattern is indicative of cogradient variation, where both genetic and environmental effects reinforce the observed phenotypic trend.</w:t>
+        <w:t xml:space="preserve">Lithobates</w:t>
+      </w:r>
+      <w:r>
+        <w:t xml:space="preserve"> </w:t>
+      </w:r>
+      <w:r>
+        <w:t xml:space="preserve">frog species. Models are parameterized from</w:t>
+      </w:r>
+      <w:r>
+        <w:t xml:space="preserve"> </w:t>
+      </w:r>
+      <w:r>
+        <w:t xml:space="preserve">Moore (1939)</w:t>
+      </w:r>
+      <w:r>
+        <w:t xml:space="preserve"> </w:t>
+      </w:r>
+      <w:r>
+        <w:t xml:space="preserve">and phenology is predicted using two synthetic temperature variable regimes: Panel A shows predictions under a cooler regime (mean = 16 °C), while Panel B shows predictions under a warmer regime (mean = 24 °C). Horizontal bars and number indicate the predicted days to hatch for a given thermal regime, while the dotted line represents the diel mean temperature. Panel C displays the effective value curves for each species—linearized thermal reaction norms. The crossover in rank order between Panels A and B illustrates genotype-by-environment interactions, reflecting species-specific thermal niches and breeding strategies.</w:t>
       </w:r>
     </w:p>
     <w:p>
@@ -5845,26 +6140,26 @@
         <w:pStyle w:val="BodyText"/>
       </w:pPr>
       <w:r>
-        <w:t xml:space="preserve">Figure 5: Model parameterization and prediction for variable thermal regimes used in</w:t>
-      </w:r>
-      <w:r>
-        <w:t xml:space="preserve"> </w:t>
-      </w:r>
-      <w:r>
-        <w:t xml:space="preserve">Sparks et al. (2017)</w:t>
-      </w:r>
-      <w:r>
-        <w:t xml:space="preserve">. Panel A shows empirical thermal regimes used to rear sockeye salmon (</w:t>
+        <w:t xml:space="preserve">Figure 5: Effective value models for five populations of cabbage beetles (</w:t>
       </w:r>
       <w:r>
         <w:rPr>
           <w:i/>
           <w:iCs/>
         </w:rPr>
-        <w:t xml:space="preserve">Oncorhynchus nerka</w:t>
-      </w:r>
-      <w:r>
-        <w:t xml:space="preserve">) with regimes of different averages and variance (regimes end when all fish were hatched). Panel B shows a developmental model parameterized using the average temperatures from those regimes. Panel C shows the days to hatch predicted with the custom model and daily temperatures from the empirical thermal regimes and compares them to empirical average days to hatch from the experiment. The dashed line shows a 1:1 relationship.</w:t>
+        <w:t xml:space="preserve">Colaphellus bowringi</w:t>
+      </w:r>
+      <w:r>
+        <w:t xml:space="preserve">, females) along a latitudinal gradient in China</w:t>
+      </w:r>
+      <w:r>
+        <w:t xml:space="preserve"> </w:t>
+      </w:r>
+      <w:r>
+        <w:t xml:space="preserve">(Tang et al. 2017)</w:t>
+      </w:r>
+      <w:r>
+        <w:t xml:space="preserve">. Models were parameterized from common garden experiments under constant temperatures. The southernmost population (Xiushui County) shows a consistently faster developmental rate than populations from more northerly sites, especially at warmer temperatures, a pattern is indicative of cogradient variation.</w:t>
       </w:r>
     </w:p>
     <w:p>
@@ -5872,7 +6167,7 @@
         <w:br w:type="page"/>
       </w:r>
     </w:p>
-    <w:bookmarkEnd w:id="119"/>
+    <w:bookmarkEnd w:id="128"/>
     <w:sectPr>
       <w:footerReference r:id="rId7" w:type="even"/>
       <w:footerReference r:id="rId8" w:type="default"/>

--- a/docs/manuscript/paper_revisions1.docx
+++ b/docs/manuscript/paper_revisions1.docx
@@ -22,7 +22,7 @@
         <w:rPr>
           <w:vertAlign w:val="superscript"/>
         </w:rPr>
-        <w:t xml:space="preserve">1,3</w:t>
+        <w:t xml:space="preserve">1,4</w:t>
       </w:r>
       <w:r>
         <w:t xml:space="preserve">, Brian C. Leavell</w:t>
@@ -31,16 +31,58 @@
         <w:rPr>
           <w:vertAlign w:val="superscript"/>
         </w:rPr>
+        <w:t xml:space="preserve">2,3</w:t>
+      </w:r>
+      <w:r>
+        <w:t xml:space="preserve">, Bryan M. Maitland</w:t>
+      </w:r>
+      <w:r>
+        <w:rPr>
+          <w:vertAlign w:val="superscript"/>
+        </w:rPr>
+        <w:t xml:space="preserve">1</w:t>
+      </w:r>
+    </w:p>
+    <w:p>
+      <w:pPr>
+        <w:pStyle w:val="BodyText"/>
+      </w:pPr>
+      <w:r>
+        <w:rPr>
+          <w:vertAlign w:val="superscript"/>
+        </w:rPr>
+        <w:t xml:space="preserve">1</w:t>
+      </w:r>
+      <w:r>
+        <w:t xml:space="preserve">Rocky Mountain Research Station, U.S. Forest Service, Boise, Idaho, USA</w:t>
+      </w:r>
+    </w:p>
+    <w:p>
+      <w:pPr>
+        <w:pStyle w:val="BodyText"/>
+      </w:pPr>
+      <w:r>
+        <w:rPr>
+          <w:vertAlign w:val="superscript"/>
+        </w:rPr>
         <w:t xml:space="preserve">2</w:t>
       </w:r>
       <w:r>
-        <w:t xml:space="preserve">, Bryan M. Maitland</w:t>
-      </w:r>
+        <w:t xml:space="preserve">Smithsonian Tropical Research Institute, Balboa, Ancón, Panamá</w:t>
+      </w:r>
+    </w:p>
+    <w:p>
+      <w:pPr>
+        <w:pStyle w:val="BodyText"/>
+      </w:pPr>
       <w:r>
         <w:rPr>
           <w:vertAlign w:val="superscript"/>
         </w:rPr>
-        <w:t xml:space="preserve">1</w:t>
+        <w:t xml:space="preserve">3</w:t>
+      </w:r>
+      <w:r>
+        <w:t xml:space="preserve">Department of Biological Sciences, Purdue University, West Lafayette, IN, USA</w:t>
       </w:r>
     </w:p>
     <w:p>
@@ -51,35 +93,7 @@
         <w:rPr>
           <w:vertAlign w:val="superscript"/>
         </w:rPr>
-        <w:t xml:space="preserve">1</w:t>
-      </w:r>
-      <w:r>
-        <w:t xml:space="preserve">Rocky Mountain Research Station, U.S. Forest Service, Boise, Idaho, USA</w:t>
-      </w:r>
-    </w:p>
-    <w:p>
-      <w:pPr>
-        <w:pStyle w:val="BodyText"/>
-      </w:pPr>
-      <w:r>
-        <w:rPr>
-          <w:vertAlign w:val="superscript"/>
-        </w:rPr>
-        <w:t xml:space="preserve">2</w:t>
-      </w:r>
-      <w:r>
-        <w:t xml:space="preserve">Smithsonian Tropical Research Institute, Balboa, Ancón, Panamá</w:t>
-      </w:r>
-    </w:p>
-    <w:p>
-      <w:pPr>
-        <w:pStyle w:val="BodyText"/>
-      </w:pPr>
-      <w:r>
-        <w:rPr>
-          <w:vertAlign w:val="superscript"/>
-        </w:rPr>
-        <w:t xml:space="preserve">3</w:t>
+        <w:t xml:space="preserve">4</w:t>
       </w:r>
       <w:r>
         <w:t xml:space="preserve">Corresponding author,</w:t>
